--- a/5-人员管理/运行记录类文件/HFSJ-ITSS-0512-2026年度人员管理计划.docx
+++ b/5-人员管理/运行记录类文件/HFSJ-ITSS-0512-2026年度人员管理计划.docx
@@ -26,6 +26,8 @@
         </w:rPr>
       </w:pPr>
       <w:bookmarkStart w:id="0" w:name="_Toc3156"/>
+      <w:bookmarkStart w:id="26" w:name="_GoBack"/>
+      <w:bookmarkEnd w:id="26"/>
       <w:r>
         <w:rPr>
           <w:rFonts w:hint="eastAsia"/>
@@ -4548,599 +4550,6 @@
             <w:insideV w:val="none" w:color="auto" w:sz="0" w:space="0"/>
           </w:tblBorders>
           <w:shd w:val="clear" w:color="auto" w:fill="auto"/>
-        </w:tblPrEx>
-        <w:trPr>
-          <w:trHeight w:val="0" w:hRule="atLeast"/>
-          <w:tblHeader/>
-          <w:jc w:val="center"/>
-        </w:trPr>
-        <w:tc>
-          <w:tcPr>
-            <w:tcW w:w="614" w:type="dxa"/>
-            <w:tcBorders>
-              <w:top w:val="single" w:color="auto" w:sz="12" w:space="0"/>
-              <w:left w:val="single" w:color="auto" w:sz="12" w:space="0"/>
-              <w:bottom w:val="nil"/>
-              <w:right w:val="nil"/>
-            </w:tcBorders>
-            <w:shd w:val="clear" w:color="auto" w:fill="auto"/>
-            <w:tcMar>
-              <w:top w:w="120" w:type="dxa"/>
-              <w:left w:w="-1" w:type="dxa"/>
-              <w:bottom w:w="120" w:type="dxa"/>
-              <w:right w:w="192" w:type="dxa"/>
-            </w:tcMar>
-            <w:vAlign w:val="center"/>
-          </w:tcPr>
-          <w:p>
-            <w:pPr>
-              <w:keepNext w:val="0"/>
-              <w:keepLines w:val="0"/>
-              <w:pageBreakBefore w:val="0"/>
-              <w:widowControl w:val="0"/>
-              <w:suppressLineNumbers w:val="0"/>
-              <w:wordWrap/>
-              <w:overflowPunct/>
-              <w:topLinePunct w:val="0"/>
-              <w:bidi w:val="0"/>
-              <w:snapToGrid w:val="0"/>
-              <w:spacing w:line="240" w:lineRule="auto"/>
-              <w:ind w:left="0" w:leftChars="0" w:right="0" w:rightChars="0" w:firstLine="0" w:firstLineChars="0"/>
-              <w:jc w:val="center"/>
-              <w:rPr>
-                <w:rFonts w:ascii="Segoe UI" w:hAnsi="Segoe UI" w:eastAsia="Segoe UI" w:cs="Segoe UI"/>
-                <w:b/>
-                <w:i w:val="0"/>
-                <w:iCs w:val="0"/>
-                <w:caps w:val="0"/>
-                <w:color w:val="0F1115"/>
-                <w:spacing w:val="0"/>
-                <w:sz w:val="18"/>
-                <w:szCs w:val="18"/>
-              </w:rPr>
-            </w:pPr>
-            <w:r>
-              <w:rPr>
-                <w:rFonts w:hint="default" w:ascii="Segoe UI" w:hAnsi="Segoe UI" w:eastAsia="Segoe UI" w:cs="Segoe UI"/>
-                <w:b/>
-                <w:i w:val="0"/>
-                <w:iCs w:val="0"/>
-                <w:caps w:val="0"/>
-                <w:snapToGrid w:val="0"/>
-                <w:color w:val="000000"/>
-                <w:spacing w:val="0"/>
-                <w:kern w:val="0"/>
-                <w:sz w:val="18"/>
-                <w:szCs w:val="18"/>
-                <w:lang w:val="en-US" w:eastAsia="zh-CN"/>
-              </w:rPr>
-              <w:t>序号</w:t>
-            </w:r>
-          </w:p>
-        </w:tc>
-        <w:tc>
-          <w:tcPr>
-            <w:tcW w:w="957" w:type="dxa"/>
-            <w:tcBorders>
-              <w:top w:val="single" w:color="auto" w:sz="12" w:space="0"/>
-              <w:left w:val="single" w:color="auto" w:sz="4" w:space="0"/>
-              <w:bottom w:val="nil"/>
-              <w:right w:val="nil"/>
-            </w:tcBorders>
-            <w:shd w:val="clear" w:color="auto" w:fill="auto"/>
-            <w:tcMar>
-              <w:top w:w="120" w:type="dxa"/>
-              <w:left w:w="192" w:type="dxa"/>
-              <w:bottom w:w="120" w:type="dxa"/>
-              <w:right w:w="192" w:type="dxa"/>
-            </w:tcMar>
-            <w:vAlign w:val="center"/>
-          </w:tcPr>
-          <w:p>
-            <w:pPr>
-              <w:keepNext w:val="0"/>
-              <w:keepLines w:val="0"/>
-              <w:pageBreakBefore w:val="0"/>
-              <w:widowControl w:val="0"/>
-              <w:suppressLineNumbers w:val="0"/>
-              <w:wordWrap/>
-              <w:overflowPunct/>
-              <w:topLinePunct w:val="0"/>
-              <w:bidi w:val="0"/>
-              <w:snapToGrid w:val="0"/>
-              <w:spacing w:line="240" w:lineRule="auto"/>
-              <w:ind w:left="0" w:leftChars="0" w:right="0" w:rightChars="0" w:firstLine="0" w:firstLineChars="0"/>
-              <w:jc w:val="center"/>
-              <w:rPr>
-                <w:rFonts w:hint="default" w:ascii="Segoe UI" w:hAnsi="Segoe UI" w:eastAsia="Segoe UI" w:cs="Segoe UI"/>
-                <w:b/>
-                <w:i w:val="0"/>
-                <w:iCs w:val="0"/>
-                <w:caps w:val="0"/>
-                <w:color w:val="0F1115"/>
-                <w:spacing w:val="0"/>
-                <w:sz w:val="18"/>
-                <w:szCs w:val="18"/>
-              </w:rPr>
-            </w:pPr>
-            <w:r>
-              <w:rPr>
-                <w:rFonts w:hint="default" w:ascii="Segoe UI" w:hAnsi="Segoe UI" w:eastAsia="Segoe UI" w:cs="Segoe UI"/>
-                <w:b/>
-                <w:i w:val="0"/>
-                <w:iCs w:val="0"/>
-                <w:caps w:val="0"/>
-                <w:snapToGrid w:val="0"/>
-                <w:color w:val="000000"/>
-                <w:spacing w:val="0"/>
-                <w:kern w:val="0"/>
-                <w:sz w:val="18"/>
-                <w:szCs w:val="18"/>
-                <w:lang w:val="en-US" w:eastAsia="zh-CN"/>
-              </w:rPr>
-              <w:t>部门</w:t>
-            </w:r>
-          </w:p>
-        </w:tc>
-        <w:tc>
-          <w:tcPr>
-            <w:tcW w:w="1322" w:type="dxa"/>
-            <w:tcBorders>
-              <w:top w:val="single" w:color="auto" w:sz="12" w:space="0"/>
-              <w:left w:val="single" w:color="auto" w:sz="4" w:space="0"/>
-              <w:bottom w:val="nil"/>
-              <w:right w:val="nil"/>
-            </w:tcBorders>
-            <w:shd w:val="clear" w:color="auto" w:fill="auto"/>
-            <w:tcMar>
-              <w:top w:w="120" w:type="dxa"/>
-              <w:left w:w="192" w:type="dxa"/>
-              <w:bottom w:w="120" w:type="dxa"/>
-              <w:right w:w="192" w:type="dxa"/>
-            </w:tcMar>
-            <w:vAlign w:val="center"/>
-          </w:tcPr>
-          <w:p>
-            <w:pPr>
-              <w:keepNext w:val="0"/>
-              <w:keepLines w:val="0"/>
-              <w:pageBreakBefore w:val="0"/>
-              <w:widowControl w:val="0"/>
-              <w:suppressLineNumbers w:val="0"/>
-              <w:wordWrap/>
-              <w:overflowPunct/>
-              <w:topLinePunct w:val="0"/>
-              <w:bidi w:val="0"/>
-              <w:snapToGrid w:val="0"/>
-              <w:spacing w:line="240" w:lineRule="auto"/>
-              <w:ind w:left="0" w:leftChars="0" w:right="0" w:rightChars="0" w:firstLine="0" w:firstLineChars="0"/>
-              <w:jc w:val="center"/>
-              <w:rPr>
-                <w:rFonts w:hint="default" w:ascii="Segoe UI" w:hAnsi="Segoe UI" w:eastAsia="Segoe UI" w:cs="Segoe UI"/>
-                <w:b/>
-                <w:i w:val="0"/>
-                <w:iCs w:val="0"/>
-                <w:caps w:val="0"/>
-                <w:color w:val="0F1115"/>
-                <w:spacing w:val="0"/>
-                <w:sz w:val="18"/>
-                <w:szCs w:val="18"/>
-              </w:rPr>
-            </w:pPr>
-            <w:r>
-              <w:rPr>
-                <w:rFonts w:hint="default" w:ascii="Segoe UI" w:hAnsi="Segoe UI" w:eastAsia="Segoe UI" w:cs="Segoe UI"/>
-                <w:b/>
-                <w:i w:val="0"/>
-                <w:iCs w:val="0"/>
-                <w:caps w:val="0"/>
-                <w:snapToGrid w:val="0"/>
-                <w:color w:val="000000"/>
-                <w:spacing w:val="0"/>
-                <w:kern w:val="0"/>
-                <w:sz w:val="18"/>
-                <w:szCs w:val="18"/>
-                <w:lang w:val="en-US" w:eastAsia="zh-CN"/>
-              </w:rPr>
-              <w:t>岗位名称</w:t>
-            </w:r>
-          </w:p>
-        </w:tc>
-        <w:tc>
-          <w:tcPr>
-            <w:tcW w:w="1443" w:type="dxa"/>
-            <w:tcBorders>
-              <w:top w:val="single" w:color="auto" w:sz="12" w:space="0"/>
-              <w:left w:val="single" w:color="auto" w:sz="4" w:space="0"/>
-              <w:bottom w:val="nil"/>
-              <w:right w:val="nil"/>
-            </w:tcBorders>
-            <w:shd w:val="clear" w:color="auto" w:fill="auto"/>
-            <w:tcMar>
-              <w:top w:w="120" w:type="dxa"/>
-              <w:left w:w="192" w:type="dxa"/>
-              <w:bottom w:w="120" w:type="dxa"/>
-              <w:right w:w="192" w:type="dxa"/>
-            </w:tcMar>
-            <w:vAlign w:val="center"/>
-          </w:tcPr>
-          <w:p>
-            <w:pPr>
-              <w:keepNext w:val="0"/>
-              <w:keepLines w:val="0"/>
-              <w:pageBreakBefore w:val="0"/>
-              <w:widowControl w:val="0"/>
-              <w:suppressLineNumbers w:val="0"/>
-              <w:wordWrap/>
-              <w:overflowPunct/>
-              <w:topLinePunct w:val="0"/>
-              <w:bidi w:val="0"/>
-              <w:snapToGrid w:val="0"/>
-              <w:spacing w:line="240" w:lineRule="auto"/>
-              <w:ind w:left="0" w:leftChars="0" w:right="0" w:rightChars="0" w:firstLine="0" w:firstLineChars="0"/>
-              <w:jc w:val="center"/>
-              <w:rPr>
-                <w:rFonts w:hint="default" w:ascii="Segoe UI" w:hAnsi="Segoe UI" w:eastAsia="Segoe UI" w:cs="Segoe UI"/>
-                <w:b/>
-                <w:i w:val="0"/>
-                <w:iCs w:val="0"/>
-                <w:caps w:val="0"/>
-                <w:color w:val="0F1115"/>
-                <w:spacing w:val="0"/>
-                <w:sz w:val="18"/>
-                <w:szCs w:val="18"/>
-              </w:rPr>
-            </w:pPr>
-            <w:r>
-              <w:rPr>
-                <w:rFonts w:hint="default" w:ascii="Segoe UI" w:hAnsi="Segoe UI" w:eastAsia="Segoe UI" w:cs="Segoe UI"/>
-                <w:b/>
-                <w:i w:val="0"/>
-                <w:iCs w:val="0"/>
-                <w:caps w:val="0"/>
-                <w:snapToGrid w:val="0"/>
-                <w:color w:val="000000"/>
-                <w:spacing w:val="0"/>
-                <w:kern w:val="0"/>
-                <w:sz w:val="18"/>
-                <w:szCs w:val="18"/>
-                <w:lang w:val="en-US" w:eastAsia="zh-CN"/>
-              </w:rPr>
-              <w:t>计划招聘总人数</w:t>
-            </w:r>
-          </w:p>
-        </w:tc>
-        <w:tc>
-          <w:tcPr>
-            <w:tcW w:w="1770" w:type="dxa"/>
-            <w:tcBorders>
-              <w:top w:val="single" w:color="auto" w:sz="12" w:space="0"/>
-              <w:left w:val="single" w:color="auto" w:sz="4" w:space="0"/>
-              <w:bottom w:val="nil"/>
-              <w:right w:val="nil"/>
-            </w:tcBorders>
-            <w:shd w:val="clear" w:color="auto" w:fill="auto"/>
-            <w:tcMar>
-              <w:top w:w="120" w:type="dxa"/>
-              <w:left w:w="192" w:type="dxa"/>
-              <w:bottom w:w="120" w:type="dxa"/>
-              <w:right w:w="192" w:type="dxa"/>
-            </w:tcMar>
-            <w:vAlign w:val="center"/>
-          </w:tcPr>
-          <w:p>
-            <w:pPr>
-              <w:keepNext w:val="0"/>
-              <w:keepLines w:val="0"/>
-              <w:pageBreakBefore w:val="0"/>
-              <w:widowControl w:val="0"/>
-              <w:suppressLineNumbers w:val="0"/>
-              <w:wordWrap/>
-              <w:overflowPunct/>
-              <w:topLinePunct w:val="0"/>
-              <w:bidi w:val="0"/>
-              <w:snapToGrid w:val="0"/>
-              <w:spacing w:line="240" w:lineRule="auto"/>
-              <w:ind w:left="0" w:leftChars="0" w:right="0" w:rightChars="0" w:firstLine="0" w:firstLineChars="0"/>
-              <w:jc w:val="center"/>
-              <w:rPr>
-                <w:rFonts w:hint="default" w:ascii="Segoe UI" w:hAnsi="Segoe UI" w:eastAsia="Segoe UI" w:cs="Segoe UI"/>
-                <w:b/>
-                <w:i w:val="0"/>
-                <w:iCs w:val="0"/>
-                <w:caps w:val="0"/>
-                <w:color w:val="0F1115"/>
-                <w:spacing w:val="0"/>
-                <w:sz w:val="18"/>
-                <w:szCs w:val="18"/>
-              </w:rPr>
-            </w:pPr>
-            <w:r>
-              <w:rPr>
-                <w:rFonts w:hint="default" w:ascii="Segoe UI" w:hAnsi="Segoe UI" w:eastAsia="Segoe UI" w:cs="Segoe UI"/>
-                <w:b/>
-                <w:i w:val="0"/>
-                <w:iCs w:val="0"/>
-                <w:caps w:val="0"/>
-                <w:snapToGrid w:val="0"/>
-                <w:color w:val="000000"/>
-                <w:spacing w:val="0"/>
-                <w:kern w:val="0"/>
-                <w:sz w:val="18"/>
-                <w:szCs w:val="18"/>
-                <w:lang w:val="en-US" w:eastAsia="zh-CN"/>
-              </w:rPr>
-              <w:t>招聘方式</w:t>
-            </w:r>
-          </w:p>
-        </w:tc>
-        <w:tc>
-          <w:tcPr>
-            <w:tcW w:w="604" w:type="dxa"/>
-            <w:tcBorders>
-              <w:top w:val="single" w:color="auto" w:sz="12" w:space="0"/>
-              <w:left w:val="single" w:color="auto" w:sz="4" w:space="0"/>
-              <w:bottom w:val="nil"/>
-              <w:right w:val="nil"/>
-            </w:tcBorders>
-            <w:shd w:val="clear" w:color="auto" w:fill="auto"/>
-            <w:tcMar>
-              <w:top w:w="120" w:type="dxa"/>
-              <w:left w:w="192" w:type="dxa"/>
-              <w:bottom w:w="120" w:type="dxa"/>
-              <w:right w:w="192" w:type="dxa"/>
-            </w:tcMar>
-            <w:vAlign w:val="center"/>
-          </w:tcPr>
-          <w:p>
-            <w:pPr>
-              <w:keepNext w:val="0"/>
-              <w:keepLines w:val="0"/>
-              <w:pageBreakBefore w:val="0"/>
-              <w:widowControl w:val="0"/>
-              <w:suppressLineNumbers w:val="0"/>
-              <w:wordWrap/>
-              <w:overflowPunct/>
-              <w:topLinePunct w:val="0"/>
-              <w:bidi w:val="0"/>
-              <w:snapToGrid w:val="0"/>
-              <w:spacing w:line="240" w:lineRule="auto"/>
-              <w:ind w:left="0" w:leftChars="0" w:right="0" w:rightChars="0" w:firstLine="0" w:firstLineChars="0"/>
-              <w:jc w:val="center"/>
-              <w:rPr>
-                <w:rFonts w:hint="default" w:ascii="Segoe UI" w:hAnsi="Segoe UI" w:eastAsia="Segoe UI" w:cs="Segoe UI"/>
-                <w:b/>
-                <w:i w:val="0"/>
-                <w:iCs w:val="0"/>
-                <w:caps w:val="0"/>
-                <w:color w:val="0F1115"/>
-                <w:spacing w:val="0"/>
-                <w:sz w:val="18"/>
-                <w:szCs w:val="18"/>
-              </w:rPr>
-            </w:pPr>
-            <w:r>
-              <w:rPr>
-                <w:rFonts w:hint="default" w:ascii="Segoe UI" w:hAnsi="Segoe UI" w:eastAsia="Segoe UI" w:cs="Segoe UI"/>
-                <w:b/>
-                <w:i w:val="0"/>
-                <w:iCs w:val="0"/>
-                <w:caps w:val="0"/>
-                <w:snapToGrid w:val="0"/>
-                <w:color w:val="000000"/>
-                <w:spacing w:val="0"/>
-                <w:kern w:val="0"/>
-                <w:sz w:val="18"/>
-                <w:szCs w:val="18"/>
-                <w:lang w:val="en-US" w:eastAsia="zh-CN"/>
-              </w:rPr>
-              <w:t>Q1</w:t>
-            </w:r>
-          </w:p>
-        </w:tc>
-        <w:tc>
-          <w:tcPr>
-            <w:tcW w:w="604" w:type="dxa"/>
-            <w:tcBorders>
-              <w:top w:val="single" w:color="auto" w:sz="12" w:space="0"/>
-              <w:left w:val="single" w:color="auto" w:sz="4" w:space="0"/>
-              <w:bottom w:val="nil"/>
-              <w:right w:val="nil"/>
-            </w:tcBorders>
-            <w:shd w:val="clear" w:color="auto" w:fill="auto"/>
-            <w:tcMar>
-              <w:top w:w="120" w:type="dxa"/>
-              <w:left w:w="192" w:type="dxa"/>
-              <w:bottom w:w="120" w:type="dxa"/>
-              <w:right w:w="192" w:type="dxa"/>
-            </w:tcMar>
-            <w:vAlign w:val="center"/>
-          </w:tcPr>
-          <w:p>
-            <w:pPr>
-              <w:keepNext w:val="0"/>
-              <w:keepLines w:val="0"/>
-              <w:pageBreakBefore w:val="0"/>
-              <w:widowControl w:val="0"/>
-              <w:suppressLineNumbers w:val="0"/>
-              <w:wordWrap/>
-              <w:overflowPunct/>
-              <w:topLinePunct w:val="0"/>
-              <w:bidi w:val="0"/>
-              <w:snapToGrid w:val="0"/>
-              <w:spacing w:line="240" w:lineRule="auto"/>
-              <w:ind w:left="0" w:leftChars="0" w:right="0" w:rightChars="0" w:firstLine="0" w:firstLineChars="0"/>
-              <w:jc w:val="center"/>
-              <w:rPr>
-                <w:rFonts w:hint="default" w:ascii="Segoe UI" w:hAnsi="Segoe UI" w:eastAsia="Segoe UI" w:cs="Segoe UI"/>
-                <w:b/>
-                <w:i w:val="0"/>
-                <w:iCs w:val="0"/>
-                <w:caps w:val="0"/>
-                <w:color w:val="0F1115"/>
-                <w:spacing w:val="0"/>
-                <w:sz w:val="18"/>
-                <w:szCs w:val="18"/>
-              </w:rPr>
-            </w:pPr>
-            <w:r>
-              <w:rPr>
-                <w:rFonts w:hint="default" w:ascii="Segoe UI" w:hAnsi="Segoe UI" w:eastAsia="Segoe UI" w:cs="Segoe UI"/>
-                <w:b/>
-                <w:i w:val="0"/>
-                <w:iCs w:val="0"/>
-                <w:caps w:val="0"/>
-                <w:snapToGrid w:val="0"/>
-                <w:color w:val="000000"/>
-                <w:spacing w:val="0"/>
-                <w:kern w:val="0"/>
-                <w:sz w:val="18"/>
-                <w:szCs w:val="18"/>
-                <w:lang w:val="en-US" w:eastAsia="zh-CN"/>
-              </w:rPr>
-              <w:t>Q2</w:t>
-            </w:r>
-          </w:p>
-        </w:tc>
-        <w:tc>
-          <w:tcPr>
-            <w:tcW w:w="604" w:type="dxa"/>
-            <w:tcBorders>
-              <w:top w:val="single" w:color="auto" w:sz="12" w:space="0"/>
-              <w:left w:val="single" w:color="auto" w:sz="4" w:space="0"/>
-              <w:bottom w:val="nil"/>
-              <w:right w:val="nil"/>
-            </w:tcBorders>
-            <w:shd w:val="clear" w:color="auto" w:fill="auto"/>
-            <w:tcMar>
-              <w:top w:w="120" w:type="dxa"/>
-              <w:left w:w="192" w:type="dxa"/>
-              <w:bottom w:w="120" w:type="dxa"/>
-              <w:right w:w="192" w:type="dxa"/>
-            </w:tcMar>
-            <w:vAlign w:val="center"/>
-          </w:tcPr>
-          <w:p>
-            <w:pPr>
-              <w:keepNext w:val="0"/>
-              <w:keepLines w:val="0"/>
-              <w:pageBreakBefore w:val="0"/>
-              <w:widowControl w:val="0"/>
-              <w:suppressLineNumbers w:val="0"/>
-              <w:wordWrap/>
-              <w:overflowPunct/>
-              <w:topLinePunct w:val="0"/>
-              <w:bidi w:val="0"/>
-              <w:snapToGrid w:val="0"/>
-              <w:spacing w:line="240" w:lineRule="auto"/>
-              <w:ind w:left="0" w:leftChars="0" w:right="0" w:rightChars="0" w:firstLine="0" w:firstLineChars="0"/>
-              <w:jc w:val="center"/>
-              <w:rPr>
-                <w:rFonts w:hint="default" w:ascii="Segoe UI" w:hAnsi="Segoe UI" w:eastAsia="Segoe UI" w:cs="Segoe UI"/>
-                <w:b/>
-                <w:i w:val="0"/>
-                <w:iCs w:val="0"/>
-                <w:caps w:val="0"/>
-                <w:color w:val="0F1115"/>
-                <w:spacing w:val="0"/>
-                <w:sz w:val="18"/>
-                <w:szCs w:val="18"/>
-              </w:rPr>
-            </w:pPr>
-            <w:r>
-              <w:rPr>
-                <w:rFonts w:hint="default" w:ascii="Segoe UI" w:hAnsi="Segoe UI" w:eastAsia="Segoe UI" w:cs="Segoe UI"/>
-                <w:b/>
-                <w:i w:val="0"/>
-                <w:iCs w:val="0"/>
-                <w:caps w:val="0"/>
-                <w:snapToGrid w:val="0"/>
-                <w:color w:val="000000"/>
-                <w:spacing w:val="0"/>
-                <w:kern w:val="0"/>
-                <w:sz w:val="18"/>
-                <w:szCs w:val="18"/>
-                <w:lang w:val="en-US" w:eastAsia="zh-CN"/>
-              </w:rPr>
-              <w:t>Q3</w:t>
-            </w:r>
-          </w:p>
-        </w:tc>
-        <w:tc>
-          <w:tcPr>
-            <w:tcW w:w="604" w:type="dxa"/>
-            <w:tcBorders>
-              <w:top w:val="single" w:color="auto" w:sz="12" w:space="0"/>
-              <w:left w:val="single" w:color="auto" w:sz="4" w:space="0"/>
-              <w:bottom w:val="nil"/>
-              <w:right w:val="single" w:color="auto" w:sz="12" w:space="0"/>
-            </w:tcBorders>
-            <w:shd w:val="clear" w:color="auto" w:fill="auto"/>
-            <w:tcMar>
-              <w:top w:w="120" w:type="dxa"/>
-              <w:left w:w="192" w:type="dxa"/>
-              <w:bottom w:w="120" w:type="dxa"/>
-              <w:right w:w="192" w:type="dxa"/>
-            </w:tcMar>
-            <w:vAlign w:val="center"/>
-          </w:tcPr>
-          <w:p>
-            <w:pPr>
-              <w:keepNext w:val="0"/>
-              <w:keepLines w:val="0"/>
-              <w:pageBreakBefore w:val="0"/>
-              <w:widowControl w:val="0"/>
-              <w:suppressLineNumbers w:val="0"/>
-              <w:wordWrap/>
-              <w:overflowPunct/>
-              <w:topLinePunct w:val="0"/>
-              <w:bidi w:val="0"/>
-              <w:snapToGrid w:val="0"/>
-              <w:spacing w:line="240" w:lineRule="auto"/>
-              <w:ind w:left="0" w:leftChars="0" w:right="0" w:rightChars="0" w:firstLine="0" w:firstLineChars="0"/>
-              <w:jc w:val="center"/>
-              <w:rPr>
-                <w:rFonts w:hint="default" w:ascii="Segoe UI" w:hAnsi="Segoe UI" w:eastAsia="Segoe UI" w:cs="Segoe UI"/>
-                <w:b/>
-                <w:i w:val="0"/>
-                <w:iCs w:val="0"/>
-                <w:caps w:val="0"/>
-                <w:color w:val="0F1115"/>
-                <w:spacing w:val="0"/>
-                <w:sz w:val="18"/>
-                <w:szCs w:val="18"/>
-              </w:rPr>
-            </w:pPr>
-            <w:r>
-              <w:rPr>
-                <w:rFonts w:hint="default" w:ascii="Segoe UI" w:hAnsi="Segoe UI" w:eastAsia="Segoe UI" w:cs="Segoe UI"/>
-                <w:b/>
-                <w:i w:val="0"/>
-                <w:iCs w:val="0"/>
-                <w:caps w:val="0"/>
-                <w:snapToGrid w:val="0"/>
-                <w:color w:val="000000"/>
-                <w:spacing w:val="0"/>
-                <w:kern w:val="0"/>
-                <w:sz w:val="18"/>
-                <w:szCs w:val="18"/>
-                <w:lang w:val="en-US" w:eastAsia="zh-CN"/>
-              </w:rPr>
-              <w:t>Q4</w:t>
-            </w:r>
-          </w:p>
-        </w:tc>
-      </w:tr>
-      <w:tr>
-        <w:tblPrEx>
-          <w:tblBorders>
-            <w:top w:val="none" w:color="auto" w:sz="0" w:space="0"/>
-            <w:left w:val="none" w:color="auto" w:sz="0" w:space="0"/>
-            <w:bottom w:val="none" w:color="auto" w:sz="0" w:space="0"/>
-            <w:right w:val="none" w:color="auto" w:sz="0" w:space="0"/>
-            <w:insideH w:val="none" w:color="auto" w:sz="0" w:space="0"/>
-            <w:insideV w:val="none" w:color="auto" w:sz="0" w:space="0"/>
-          </w:tblBorders>
           <w:tblCellMar>
             <w:top w:w="15" w:type="dxa"/>
             <w:left w:w="15" w:type="dxa"/>
@@ -5150,13 +4559,14 @@
         </w:tblPrEx>
         <w:trPr>
           <w:trHeight w:val="0" w:hRule="atLeast"/>
+          <w:tblHeader/>
           <w:jc w:val="center"/>
         </w:trPr>
         <w:tc>
           <w:tcPr>
             <w:tcW w:w="614" w:type="dxa"/>
             <w:tcBorders>
-              <w:top w:val="single" w:color="auto" w:sz="4" w:space="0"/>
+              <w:top w:val="single" w:color="auto" w:sz="12" w:space="0"/>
               <w:left w:val="single" w:color="auto" w:sz="12" w:space="0"/>
               <w:bottom w:val="nil"/>
               <w:right w:val="nil"/>
@@ -5186,31 +4596,33 @@
               <w:ind w:left="0" w:leftChars="0" w:right="0" w:rightChars="0" w:firstLine="0" w:firstLineChars="0"/>
               <w:jc w:val="center"/>
               <w:rPr>
-                <w:rFonts w:hint="default" w:ascii="Segoe UI" w:hAnsi="Segoe UI" w:eastAsia="Segoe UI" w:cs="Segoe UI"/>
-                <w:i w:val="0"/>
-                <w:iCs w:val="0"/>
-                <w:caps w:val="0"/>
-                <w:color w:val="0F1115"/>
-                <w:spacing w:val="0"/>
-                <w:sz w:val="18"/>
-                <w:szCs w:val="18"/>
-              </w:rPr>
-            </w:pPr>
-            <w:r>
-              <w:rPr>
-                <w:rFonts w:hint="default" w:ascii="Segoe UI" w:hAnsi="Segoe UI" w:eastAsia="Segoe UI" w:cs="Segoe UI"/>
-                <w:i w:val="0"/>
-                <w:iCs w:val="0"/>
-                <w:caps w:val="0"/>
-                <w:snapToGrid w:val="0"/>
-                <w:color w:val="000000"/>
-                <w:spacing w:val="0"/>
-                <w:kern w:val="0"/>
-                <w:sz w:val="18"/>
-                <w:szCs w:val="18"/>
-                <w:lang w:val="en-US" w:eastAsia="zh-CN"/>
-              </w:rPr>
-              <w:t>1</w:t>
+                <w:rFonts w:ascii="Segoe UI" w:hAnsi="Segoe UI" w:eastAsia="Segoe UI" w:cs="Segoe UI"/>
+                <w:b/>
+                <w:i w:val="0"/>
+                <w:iCs w:val="0"/>
+                <w:caps w:val="0"/>
+                <w:color w:val="0F1115"/>
+                <w:spacing w:val="0"/>
+                <w:sz w:val="18"/>
+                <w:szCs w:val="18"/>
+              </w:rPr>
+            </w:pPr>
+            <w:r>
+              <w:rPr>
+                <w:rFonts w:hint="default" w:ascii="Segoe UI" w:hAnsi="Segoe UI" w:eastAsia="Segoe UI" w:cs="Segoe UI"/>
+                <w:b/>
+                <w:i w:val="0"/>
+                <w:iCs w:val="0"/>
+                <w:caps w:val="0"/>
+                <w:snapToGrid w:val="0"/>
+                <w:color w:val="000000"/>
+                <w:spacing w:val="0"/>
+                <w:kern w:val="0"/>
+                <w:sz w:val="18"/>
+                <w:szCs w:val="18"/>
+                <w:lang w:val="en-US" w:eastAsia="zh-CN"/>
+              </w:rPr>
+              <w:t>序号</w:t>
             </w:r>
           </w:p>
         </w:tc>
@@ -5218,7 +4630,7 @@
           <w:tcPr>
             <w:tcW w:w="957" w:type="dxa"/>
             <w:tcBorders>
-              <w:top w:val="single" w:color="auto" w:sz="4" w:space="0"/>
+              <w:top w:val="single" w:color="auto" w:sz="12" w:space="0"/>
               <w:left w:val="single" w:color="auto" w:sz="4" w:space="0"/>
               <w:bottom w:val="nil"/>
               <w:right w:val="nil"/>
@@ -5249,30 +4661,32 @@
               <w:jc w:val="center"/>
               <w:rPr>
                 <w:rFonts w:hint="default" w:ascii="Segoe UI" w:hAnsi="Segoe UI" w:eastAsia="Segoe UI" w:cs="Segoe UI"/>
-                <w:i w:val="0"/>
-                <w:iCs w:val="0"/>
-                <w:caps w:val="0"/>
-                <w:color w:val="0F1115"/>
-                <w:spacing w:val="0"/>
-                <w:sz w:val="18"/>
-                <w:szCs w:val="18"/>
-              </w:rPr>
-            </w:pPr>
-            <w:r>
-              <w:rPr>
-                <w:rFonts w:hint="default" w:ascii="Segoe UI" w:hAnsi="Segoe UI" w:eastAsia="Segoe UI" w:cs="Segoe UI"/>
-                <w:i w:val="0"/>
-                <w:iCs w:val="0"/>
-                <w:caps w:val="0"/>
-                <w:snapToGrid w:val="0"/>
-                <w:color w:val="000000"/>
-                <w:spacing w:val="0"/>
-                <w:kern w:val="0"/>
-                <w:sz w:val="18"/>
-                <w:szCs w:val="18"/>
-                <w:lang w:val="en-US" w:eastAsia="zh-CN"/>
-              </w:rPr>
-              <w:t>运维部</w:t>
+                <w:b/>
+                <w:i w:val="0"/>
+                <w:iCs w:val="0"/>
+                <w:caps w:val="0"/>
+                <w:color w:val="0F1115"/>
+                <w:spacing w:val="0"/>
+                <w:sz w:val="18"/>
+                <w:szCs w:val="18"/>
+              </w:rPr>
+            </w:pPr>
+            <w:r>
+              <w:rPr>
+                <w:rFonts w:hint="default" w:ascii="Segoe UI" w:hAnsi="Segoe UI" w:eastAsia="Segoe UI" w:cs="Segoe UI"/>
+                <w:b/>
+                <w:i w:val="0"/>
+                <w:iCs w:val="0"/>
+                <w:caps w:val="0"/>
+                <w:snapToGrid w:val="0"/>
+                <w:color w:val="000000"/>
+                <w:spacing w:val="0"/>
+                <w:kern w:val="0"/>
+                <w:sz w:val="18"/>
+                <w:szCs w:val="18"/>
+                <w:lang w:val="en-US" w:eastAsia="zh-CN"/>
+              </w:rPr>
+              <w:t>部门</w:t>
             </w:r>
           </w:p>
         </w:tc>
@@ -5280,7 +4694,7 @@
           <w:tcPr>
             <w:tcW w:w="1322" w:type="dxa"/>
             <w:tcBorders>
-              <w:top w:val="single" w:color="auto" w:sz="4" w:space="0"/>
+              <w:top w:val="single" w:color="auto" w:sz="12" w:space="0"/>
               <w:left w:val="single" w:color="auto" w:sz="4" w:space="0"/>
               <w:bottom w:val="nil"/>
               <w:right w:val="nil"/>
@@ -5311,30 +4725,32 @@
               <w:jc w:val="center"/>
               <w:rPr>
                 <w:rFonts w:hint="default" w:ascii="Segoe UI" w:hAnsi="Segoe UI" w:eastAsia="Segoe UI" w:cs="Segoe UI"/>
-                <w:i w:val="0"/>
-                <w:iCs w:val="0"/>
-                <w:caps w:val="0"/>
-                <w:color w:val="0F1115"/>
-                <w:spacing w:val="0"/>
-                <w:sz w:val="18"/>
-                <w:szCs w:val="18"/>
-              </w:rPr>
-            </w:pPr>
-            <w:r>
-              <w:rPr>
-                <w:rFonts w:hint="default" w:ascii="Segoe UI" w:hAnsi="Segoe UI" w:eastAsia="Segoe UI" w:cs="Segoe UI"/>
-                <w:i w:val="0"/>
-                <w:iCs w:val="0"/>
-                <w:caps w:val="0"/>
-                <w:snapToGrid w:val="0"/>
-                <w:color w:val="000000"/>
-                <w:spacing w:val="0"/>
-                <w:kern w:val="0"/>
-                <w:sz w:val="18"/>
-                <w:szCs w:val="18"/>
-                <w:lang w:val="en-US" w:eastAsia="zh-CN"/>
-              </w:rPr>
-              <w:t>运维项目经理</w:t>
+                <w:b/>
+                <w:i w:val="0"/>
+                <w:iCs w:val="0"/>
+                <w:caps w:val="0"/>
+                <w:color w:val="0F1115"/>
+                <w:spacing w:val="0"/>
+                <w:sz w:val="18"/>
+                <w:szCs w:val="18"/>
+              </w:rPr>
+            </w:pPr>
+            <w:r>
+              <w:rPr>
+                <w:rFonts w:hint="default" w:ascii="Segoe UI" w:hAnsi="Segoe UI" w:eastAsia="Segoe UI" w:cs="Segoe UI"/>
+                <w:b/>
+                <w:i w:val="0"/>
+                <w:iCs w:val="0"/>
+                <w:caps w:val="0"/>
+                <w:snapToGrid w:val="0"/>
+                <w:color w:val="000000"/>
+                <w:spacing w:val="0"/>
+                <w:kern w:val="0"/>
+                <w:sz w:val="18"/>
+                <w:szCs w:val="18"/>
+                <w:lang w:val="en-US" w:eastAsia="zh-CN"/>
+              </w:rPr>
+              <w:t>岗位名称</w:t>
             </w:r>
           </w:p>
         </w:tc>
@@ -5342,7 +4758,7 @@
           <w:tcPr>
             <w:tcW w:w="1443" w:type="dxa"/>
             <w:tcBorders>
-              <w:top w:val="single" w:color="auto" w:sz="4" w:space="0"/>
+              <w:top w:val="single" w:color="auto" w:sz="12" w:space="0"/>
               <w:left w:val="single" w:color="auto" w:sz="4" w:space="0"/>
               <w:bottom w:val="nil"/>
               <w:right w:val="nil"/>
@@ -5373,30 +4789,32 @@
               <w:jc w:val="center"/>
               <w:rPr>
                 <w:rFonts w:hint="default" w:ascii="Segoe UI" w:hAnsi="Segoe UI" w:eastAsia="Segoe UI" w:cs="Segoe UI"/>
-                <w:i w:val="0"/>
-                <w:iCs w:val="0"/>
-                <w:caps w:val="0"/>
-                <w:color w:val="0F1115"/>
-                <w:spacing w:val="0"/>
-                <w:sz w:val="18"/>
-                <w:szCs w:val="18"/>
-              </w:rPr>
-            </w:pPr>
-            <w:r>
-              <w:rPr>
-                <w:rFonts w:hint="default" w:ascii="Segoe UI" w:hAnsi="Segoe UI" w:eastAsia="Segoe UI" w:cs="Segoe UI"/>
-                <w:i w:val="0"/>
-                <w:iCs w:val="0"/>
-                <w:caps w:val="0"/>
-                <w:snapToGrid w:val="0"/>
-                <w:color w:val="000000"/>
-                <w:spacing w:val="0"/>
-                <w:kern w:val="0"/>
-                <w:sz w:val="18"/>
-                <w:szCs w:val="18"/>
-                <w:lang w:val="en-US" w:eastAsia="zh-CN"/>
-              </w:rPr>
-              <w:t>1</w:t>
+                <w:b/>
+                <w:i w:val="0"/>
+                <w:iCs w:val="0"/>
+                <w:caps w:val="0"/>
+                <w:color w:val="0F1115"/>
+                <w:spacing w:val="0"/>
+                <w:sz w:val="18"/>
+                <w:szCs w:val="18"/>
+              </w:rPr>
+            </w:pPr>
+            <w:r>
+              <w:rPr>
+                <w:rFonts w:hint="default" w:ascii="Segoe UI" w:hAnsi="Segoe UI" w:eastAsia="Segoe UI" w:cs="Segoe UI"/>
+                <w:b/>
+                <w:i w:val="0"/>
+                <w:iCs w:val="0"/>
+                <w:caps w:val="0"/>
+                <w:snapToGrid w:val="0"/>
+                <w:color w:val="000000"/>
+                <w:spacing w:val="0"/>
+                <w:kern w:val="0"/>
+                <w:sz w:val="18"/>
+                <w:szCs w:val="18"/>
+                <w:lang w:val="en-US" w:eastAsia="zh-CN"/>
+              </w:rPr>
+              <w:t>计划招聘总人数</w:t>
             </w:r>
           </w:p>
         </w:tc>
@@ -5404,7 +4822,7 @@
           <w:tcPr>
             <w:tcW w:w="1770" w:type="dxa"/>
             <w:tcBorders>
-              <w:top w:val="single" w:color="auto" w:sz="4" w:space="0"/>
+              <w:top w:val="single" w:color="auto" w:sz="12" w:space="0"/>
               <w:left w:val="single" w:color="auto" w:sz="4" w:space="0"/>
               <w:bottom w:val="nil"/>
               <w:right w:val="nil"/>
@@ -5435,30 +4853,32 @@
               <w:jc w:val="center"/>
               <w:rPr>
                 <w:rFonts w:hint="default" w:ascii="Segoe UI" w:hAnsi="Segoe UI" w:eastAsia="Segoe UI" w:cs="Segoe UI"/>
-                <w:i w:val="0"/>
-                <w:iCs w:val="0"/>
-                <w:caps w:val="0"/>
-                <w:color w:val="0F1115"/>
-                <w:spacing w:val="0"/>
-                <w:sz w:val="18"/>
-                <w:szCs w:val="18"/>
-              </w:rPr>
-            </w:pPr>
-            <w:r>
-              <w:rPr>
-                <w:rFonts w:hint="default" w:ascii="Segoe UI" w:hAnsi="Segoe UI" w:eastAsia="Segoe UI" w:cs="Segoe UI"/>
-                <w:i w:val="0"/>
-                <w:iCs w:val="0"/>
-                <w:caps w:val="0"/>
-                <w:snapToGrid w:val="0"/>
-                <w:color w:val="000000"/>
-                <w:spacing w:val="0"/>
-                <w:kern w:val="0"/>
-                <w:sz w:val="18"/>
-                <w:szCs w:val="18"/>
-                <w:lang w:val="en-US" w:eastAsia="zh-CN"/>
-              </w:rPr>
-              <w:t>招聘网站/猎头/内部储备</w:t>
+                <w:b/>
+                <w:i w:val="0"/>
+                <w:iCs w:val="0"/>
+                <w:caps w:val="0"/>
+                <w:color w:val="0F1115"/>
+                <w:spacing w:val="0"/>
+                <w:sz w:val="18"/>
+                <w:szCs w:val="18"/>
+              </w:rPr>
+            </w:pPr>
+            <w:r>
+              <w:rPr>
+                <w:rFonts w:hint="default" w:ascii="Segoe UI" w:hAnsi="Segoe UI" w:eastAsia="Segoe UI" w:cs="Segoe UI"/>
+                <w:b/>
+                <w:i w:val="0"/>
+                <w:iCs w:val="0"/>
+                <w:caps w:val="0"/>
+                <w:snapToGrid w:val="0"/>
+                <w:color w:val="000000"/>
+                <w:spacing w:val="0"/>
+                <w:kern w:val="0"/>
+                <w:sz w:val="18"/>
+                <w:szCs w:val="18"/>
+                <w:lang w:val="en-US" w:eastAsia="zh-CN"/>
+              </w:rPr>
+              <w:t>招聘方式</w:t>
             </w:r>
           </w:p>
         </w:tc>
@@ -5466,7 +4886,7 @@
           <w:tcPr>
             <w:tcW w:w="604" w:type="dxa"/>
             <w:tcBorders>
-              <w:top w:val="single" w:color="auto" w:sz="4" w:space="0"/>
+              <w:top w:val="single" w:color="auto" w:sz="12" w:space="0"/>
               <w:left w:val="single" w:color="auto" w:sz="4" w:space="0"/>
               <w:bottom w:val="nil"/>
               <w:right w:val="nil"/>
@@ -5494,33 +4914,35 @@
               <w:snapToGrid w:val="0"/>
               <w:spacing w:line="240" w:lineRule="auto"/>
               <w:ind w:left="0" w:leftChars="0" w:right="0" w:rightChars="0" w:firstLine="0" w:firstLineChars="0"/>
-              <w:jc w:val="left"/>
-              <w:rPr>
-                <w:rFonts w:hint="default" w:ascii="Segoe UI" w:hAnsi="Segoe UI" w:eastAsia="Segoe UI" w:cs="Segoe UI"/>
-                <w:i w:val="0"/>
-                <w:iCs w:val="0"/>
-                <w:caps w:val="0"/>
-                <w:color w:val="0F1115"/>
-                <w:spacing w:val="0"/>
-                <w:sz w:val="18"/>
-                <w:szCs w:val="18"/>
-              </w:rPr>
-            </w:pPr>
-            <w:r>
-              <w:rPr>
-                <w:rFonts w:hint="default" w:ascii="Segoe UI" w:hAnsi="Segoe UI" w:eastAsia="Segoe UI" w:cs="Segoe UI"/>
-                <w:i w:val="0"/>
-                <w:iCs w:val="0"/>
-                <w:caps w:val="0"/>
-                <w:snapToGrid w:val="0"/>
-                <w:color w:val="000000"/>
-                <w:spacing w:val="0"/>
-                <w:kern w:val="0"/>
-                <w:sz w:val="18"/>
-                <w:szCs w:val="18"/>
-                <w:lang w:val="en-US" w:eastAsia="zh-CN"/>
-              </w:rPr>
-              <w:t>0</w:t>
+              <w:jc w:val="center"/>
+              <w:rPr>
+                <w:rFonts w:hint="default" w:ascii="Segoe UI" w:hAnsi="Segoe UI" w:eastAsia="Segoe UI" w:cs="Segoe UI"/>
+                <w:b/>
+                <w:i w:val="0"/>
+                <w:iCs w:val="0"/>
+                <w:caps w:val="0"/>
+                <w:color w:val="0F1115"/>
+                <w:spacing w:val="0"/>
+                <w:sz w:val="18"/>
+                <w:szCs w:val="18"/>
+              </w:rPr>
+            </w:pPr>
+            <w:r>
+              <w:rPr>
+                <w:rFonts w:hint="default" w:ascii="Segoe UI" w:hAnsi="Segoe UI" w:eastAsia="Segoe UI" w:cs="Segoe UI"/>
+                <w:b/>
+                <w:i w:val="0"/>
+                <w:iCs w:val="0"/>
+                <w:caps w:val="0"/>
+                <w:snapToGrid w:val="0"/>
+                <w:color w:val="000000"/>
+                <w:spacing w:val="0"/>
+                <w:kern w:val="0"/>
+                <w:sz w:val="18"/>
+                <w:szCs w:val="18"/>
+                <w:lang w:val="en-US" w:eastAsia="zh-CN"/>
+              </w:rPr>
+              <w:t>Q1</w:t>
             </w:r>
           </w:p>
         </w:tc>
@@ -5528,7 +4950,7 @@
           <w:tcPr>
             <w:tcW w:w="604" w:type="dxa"/>
             <w:tcBorders>
-              <w:top w:val="single" w:color="auto" w:sz="4" w:space="0"/>
+              <w:top w:val="single" w:color="auto" w:sz="12" w:space="0"/>
               <w:left w:val="single" w:color="auto" w:sz="4" w:space="0"/>
               <w:bottom w:val="nil"/>
               <w:right w:val="nil"/>
@@ -5559,30 +4981,32 @@
               <w:jc w:val="center"/>
               <w:rPr>
                 <w:rFonts w:hint="default" w:ascii="Segoe UI" w:hAnsi="Segoe UI" w:eastAsia="Segoe UI" w:cs="Segoe UI"/>
-                <w:i w:val="0"/>
-                <w:iCs w:val="0"/>
-                <w:caps w:val="0"/>
-                <w:color w:val="0F1115"/>
-                <w:spacing w:val="0"/>
-                <w:sz w:val="18"/>
-                <w:szCs w:val="18"/>
-              </w:rPr>
-            </w:pPr>
-            <w:r>
-              <w:rPr>
-                <w:rFonts w:hint="default" w:ascii="Segoe UI" w:hAnsi="Segoe UI" w:eastAsia="Segoe UI" w:cs="Segoe UI"/>
-                <w:i w:val="0"/>
-                <w:iCs w:val="0"/>
-                <w:caps w:val="0"/>
-                <w:snapToGrid w:val="0"/>
-                <w:color w:val="000000"/>
-                <w:spacing w:val="0"/>
-                <w:kern w:val="0"/>
-                <w:sz w:val="18"/>
-                <w:szCs w:val="18"/>
-                <w:lang w:val="en-US" w:eastAsia="zh-CN"/>
-              </w:rPr>
-              <w:t>0</w:t>
+                <w:b/>
+                <w:i w:val="0"/>
+                <w:iCs w:val="0"/>
+                <w:caps w:val="0"/>
+                <w:color w:val="0F1115"/>
+                <w:spacing w:val="0"/>
+                <w:sz w:val="18"/>
+                <w:szCs w:val="18"/>
+              </w:rPr>
+            </w:pPr>
+            <w:r>
+              <w:rPr>
+                <w:rFonts w:hint="default" w:ascii="Segoe UI" w:hAnsi="Segoe UI" w:eastAsia="Segoe UI" w:cs="Segoe UI"/>
+                <w:b/>
+                <w:i w:val="0"/>
+                <w:iCs w:val="0"/>
+                <w:caps w:val="0"/>
+                <w:snapToGrid w:val="0"/>
+                <w:color w:val="000000"/>
+                <w:spacing w:val="0"/>
+                <w:kern w:val="0"/>
+                <w:sz w:val="18"/>
+                <w:szCs w:val="18"/>
+                <w:lang w:val="en-US" w:eastAsia="zh-CN"/>
+              </w:rPr>
+              <w:t>Q2</w:t>
             </w:r>
           </w:p>
         </w:tc>
@@ -5590,7 +5014,7 @@
           <w:tcPr>
             <w:tcW w:w="604" w:type="dxa"/>
             <w:tcBorders>
-              <w:top w:val="single" w:color="auto" w:sz="4" w:space="0"/>
+              <w:top w:val="single" w:color="auto" w:sz="12" w:space="0"/>
               <w:left w:val="single" w:color="auto" w:sz="4" w:space="0"/>
               <w:bottom w:val="nil"/>
               <w:right w:val="nil"/>
@@ -5621,30 +5045,32 @@
               <w:jc w:val="center"/>
               <w:rPr>
                 <w:rFonts w:hint="default" w:ascii="Segoe UI" w:hAnsi="Segoe UI" w:eastAsia="Segoe UI" w:cs="Segoe UI"/>
-                <w:i w:val="0"/>
-                <w:iCs w:val="0"/>
-                <w:caps w:val="0"/>
-                <w:color w:val="0F1115"/>
-                <w:spacing w:val="0"/>
-                <w:sz w:val="18"/>
-                <w:szCs w:val="18"/>
-              </w:rPr>
-            </w:pPr>
-            <w:r>
-              <w:rPr>
-                <w:rFonts w:hint="default" w:ascii="Segoe UI" w:hAnsi="Segoe UI" w:eastAsia="Segoe UI" w:cs="Segoe UI"/>
-                <w:i w:val="0"/>
-                <w:iCs w:val="0"/>
-                <w:caps w:val="0"/>
-                <w:snapToGrid w:val="0"/>
-                <w:color w:val="000000"/>
-                <w:spacing w:val="0"/>
-                <w:kern w:val="0"/>
-                <w:sz w:val="18"/>
-                <w:szCs w:val="18"/>
-                <w:lang w:val="en-US" w:eastAsia="zh-CN"/>
-              </w:rPr>
-              <w:t>1</w:t>
+                <w:b/>
+                <w:i w:val="0"/>
+                <w:iCs w:val="0"/>
+                <w:caps w:val="0"/>
+                <w:color w:val="0F1115"/>
+                <w:spacing w:val="0"/>
+                <w:sz w:val="18"/>
+                <w:szCs w:val="18"/>
+              </w:rPr>
+            </w:pPr>
+            <w:r>
+              <w:rPr>
+                <w:rFonts w:hint="default" w:ascii="Segoe UI" w:hAnsi="Segoe UI" w:eastAsia="Segoe UI" w:cs="Segoe UI"/>
+                <w:b/>
+                <w:i w:val="0"/>
+                <w:iCs w:val="0"/>
+                <w:caps w:val="0"/>
+                <w:snapToGrid w:val="0"/>
+                <w:color w:val="000000"/>
+                <w:spacing w:val="0"/>
+                <w:kern w:val="0"/>
+                <w:sz w:val="18"/>
+                <w:szCs w:val="18"/>
+                <w:lang w:val="en-US" w:eastAsia="zh-CN"/>
+              </w:rPr>
+              <w:t>Q3</w:t>
             </w:r>
           </w:p>
         </w:tc>
@@ -5652,7 +5078,7 @@
           <w:tcPr>
             <w:tcW w:w="604" w:type="dxa"/>
             <w:tcBorders>
-              <w:top w:val="single" w:color="auto" w:sz="4" w:space="0"/>
+              <w:top w:val="single" w:color="auto" w:sz="12" w:space="0"/>
               <w:left w:val="single" w:color="auto" w:sz="4" w:space="0"/>
               <w:bottom w:val="nil"/>
               <w:right w:val="single" w:color="auto" w:sz="12" w:space="0"/>
@@ -5662,7 +5088,7 @@
               <w:top w:w="120" w:type="dxa"/>
               <w:left w:w="192" w:type="dxa"/>
               <w:bottom w:w="120" w:type="dxa"/>
-              <w:right w:w="-1" w:type="dxa"/>
+              <w:right w:w="192" w:type="dxa"/>
             </w:tcMar>
             <w:vAlign w:val="center"/>
           </w:tcPr>
@@ -5683,30 +5109,32 @@
               <w:jc w:val="center"/>
               <w:rPr>
                 <w:rFonts w:hint="default" w:ascii="Segoe UI" w:hAnsi="Segoe UI" w:eastAsia="Segoe UI" w:cs="Segoe UI"/>
-                <w:i w:val="0"/>
-                <w:iCs w:val="0"/>
-                <w:caps w:val="0"/>
-                <w:color w:val="0F1115"/>
-                <w:spacing w:val="0"/>
-                <w:sz w:val="18"/>
-                <w:szCs w:val="18"/>
-              </w:rPr>
-            </w:pPr>
-            <w:r>
-              <w:rPr>
-                <w:rFonts w:hint="default" w:ascii="Segoe UI" w:hAnsi="Segoe UI" w:eastAsia="Segoe UI" w:cs="Segoe UI"/>
-                <w:i w:val="0"/>
-                <w:iCs w:val="0"/>
-                <w:caps w:val="0"/>
-                <w:snapToGrid w:val="0"/>
-                <w:color w:val="000000"/>
-                <w:spacing w:val="0"/>
-                <w:kern w:val="0"/>
-                <w:sz w:val="18"/>
-                <w:szCs w:val="18"/>
-                <w:lang w:val="en-US" w:eastAsia="zh-CN"/>
-              </w:rPr>
-              <w:t>0</w:t>
+                <w:b/>
+                <w:i w:val="0"/>
+                <w:iCs w:val="0"/>
+                <w:caps w:val="0"/>
+                <w:color w:val="0F1115"/>
+                <w:spacing w:val="0"/>
+                <w:sz w:val="18"/>
+                <w:szCs w:val="18"/>
+              </w:rPr>
+            </w:pPr>
+            <w:r>
+              <w:rPr>
+                <w:rFonts w:hint="default" w:ascii="Segoe UI" w:hAnsi="Segoe UI" w:eastAsia="Segoe UI" w:cs="Segoe UI"/>
+                <w:b/>
+                <w:i w:val="0"/>
+                <w:iCs w:val="0"/>
+                <w:caps w:val="0"/>
+                <w:snapToGrid w:val="0"/>
+                <w:color w:val="000000"/>
+                <w:spacing w:val="0"/>
+                <w:kern w:val="0"/>
+                <w:sz w:val="18"/>
+                <w:szCs w:val="18"/>
+                <w:lang w:val="en-US" w:eastAsia="zh-CN"/>
+              </w:rPr>
+              <w:t>Q4</w:t>
             </w:r>
           </w:p>
         </w:tc>
@@ -5791,7 +5219,7 @@
                 <w:szCs w:val="18"/>
                 <w:lang w:val="en-US" w:eastAsia="zh-CN"/>
               </w:rPr>
-              <w:t>2</w:t>
+              <w:t>1</w:t>
             </w:r>
           </w:p>
         </w:tc>
@@ -5915,7 +5343,7 @@
                 <w:szCs w:val="18"/>
                 <w:lang w:val="en-US" w:eastAsia="zh-CN"/>
               </w:rPr>
-              <w:t>硬件运维工程师</w:t>
+              <w:t>运维项目经理</w:t>
             </w:r>
           </w:p>
         </w:tc>
@@ -6039,7 +5467,7 @@
                 <w:szCs w:val="18"/>
                 <w:lang w:val="en-US" w:eastAsia="zh-CN"/>
               </w:rPr>
-              <w:t>招聘网站</w:t>
+              <w:t>招聘网站/猎头/内部储备</w:t>
             </w:r>
           </w:p>
         </w:tc>
@@ -6101,7 +5529,7 @@
                 <w:szCs w:val="18"/>
                 <w:lang w:val="en-US" w:eastAsia="zh-CN"/>
               </w:rPr>
-              <w:t>1</w:t>
+              <w:t>0</w:t>
             </w:r>
           </w:p>
         </w:tc>
@@ -6225,7 +5653,7 @@
                 <w:szCs w:val="18"/>
                 <w:lang w:val="en-US" w:eastAsia="zh-CN"/>
               </w:rPr>
-              <w:t>0</w:t>
+              <w:t>1</w:t>
             </w:r>
           </w:p>
         </w:tc>
@@ -6372,7 +5800,7 @@
                 <w:szCs w:val="18"/>
                 <w:lang w:val="en-US" w:eastAsia="zh-CN"/>
               </w:rPr>
-              <w:t>3</w:t>
+              <w:t>2</w:t>
             </w:r>
           </w:p>
         </w:tc>
@@ -6496,7 +5924,7 @@
                 <w:szCs w:val="18"/>
                 <w:lang w:val="en-US" w:eastAsia="zh-CN"/>
               </w:rPr>
-              <w:t>软件运维工程师</w:t>
+              <w:t>硬件运维工程师</w:t>
             </w:r>
           </w:p>
         </w:tc>
@@ -6682,7 +6110,7 @@
                 <w:szCs w:val="18"/>
                 <w:lang w:val="en-US" w:eastAsia="zh-CN"/>
               </w:rPr>
-              <w:t>0</w:t>
+              <w:t>1</w:t>
             </w:r>
           </w:p>
         </w:tc>
@@ -6744,7 +6172,7 @@
                 <w:szCs w:val="18"/>
                 <w:lang w:val="en-US" w:eastAsia="zh-CN"/>
               </w:rPr>
-              <w:t>1</w:t>
+              <w:t>0</w:t>
             </w:r>
           </w:p>
         </w:tc>
@@ -6953,7 +6381,7 @@
                 <w:szCs w:val="18"/>
                 <w:lang w:val="en-US" w:eastAsia="zh-CN"/>
               </w:rPr>
-              <w:t>4</w:t>
+              <w:t>3</w:t>
             </w:r>
           </w:p>
         </w:tc>
@@ -7015,7 +6443,7 @@
                 <w:szCs w:val="18"/>
                 <w:lang w:val="en-US" w:eastAsia="zh-CN"/>
               </w:rPr>
-              <w:t>研发部</w:t>
+              <w:t>运维部</w:t>
             </w:r>
           </w:p>
         </w:tc>
@@ -7077,7 +6505,7 @@
                 <w:szCs w:val="18"/>
                 <w:lang w:val="en-US" w:eastAsia="zh-CN"/>
               </w:rPr>
-              <w:t>技术支持工程师</w:t>
+              <w:t>软件运维工程师</w:t>
             </w:r>
           </w:p>
         </w:tc>
@@ -7325,7 +6753,7 @@
                 <w:szCs w:val="18"/>
                 <w:lang w:val="en-US" w:eastAsia="zh-CN"/>
               </w:rPr>
-              <w:t>0</w:t>
+              <w:t>1</w:t>
             </w:r>
           </w:p>
         </w:tc>
@@ -7449,7 +6877,7 @@
                 <w:szCs w:val="18"/>
                 <w:lang w:val="en-US" w:eastAsia="zh-CN"/>
               </w:rPr>
-              <w:t>1</w:t>
+              <w:t>0</w:t>
             </w:r>
           </w:p>
         </w:tc>
@@ -7534,7 +6962,7 @@
                 <w:szCs w:val="18"/>
                 <w:lang w:val="en-US" w:eastAsia="zh-CN"/>
               </w:rPr>
-              <w:t>5</w:t>
+              <w:t>4</w:t>
             </w:r>
           </w:p>
         </w:tc>
@@ -7596,7 +7024,7 @@
                 <w:szCs w:val="18"/>
                 <w:lang w:val="en-US" w:eastAsia="zh-CN"/>
               </w:rPr>
-              <w:t>产品质量部</w:t>
+              <w:t>研发部</w:t>
             </w:r>
           </w:p>
         </w:tc>
@@ -7658,7 +7086,7 @@
                 <w:szCs w:val="18"/>
                 <w:lang w:val="en-US" w:eastAsia="zh-CN"/>
               </w:rPr>
-              <w:t>产品质量部专员</w:t>
+              <w:t>技术支持工程师</w:t>
             </w:r>
           </w:p>
         </w:tc>
@@ -7968,7 +7396,7 @@
                 <w:szCs w:val="18"/>
                 <w:lang w:val="en-US" w:eastAsia="zh-CN"/>
               </w:rPr>
-              <w:t>1</w:t>
+              <w:t>0</w:t>
             </w:r>
           </w:p>
         </w:tc>
@@ -8030,7 +7458,7 @@
                 <w:szCs w:val="18"/>
                 <w:lang w:val="en-US" w:eastAsia="zh-CN"/>
               </w:rPr>
-              <w:t>0</w:t>
+              <w:t>1</w:t>
             </w:r>
           </w:p>
         </w:tc>
@@ -8045,6 +7473,588 @@
             <w:insideH w:val="none" w:color="auto" w:sz="0" w:space="0"/>
             <w:insideV w:val="none" w:color="auto" w:sz="0" w:space="0"/>
           </w:tblBorders>
+          <w:shd w:val="clear" w:color="auto" w:fill="auto"/>
+          <w:tblCellMar>
+            <w:top w:w="15" w:type="dxa"/>
+            <w:left w:w="15" w:type="dxa"/>
+            <w:bottom w:w="15" w:type="dxa"/>
+            <w:right w:w="15" w:type="dxa"/>
+          </w:tblCellMar>
+        </w:tblPrEx>
+        <w:trPr>
+          <w:trHeight w:val="0" w:hRule="atLeast"/>
+          <w:jc w:val="center"/>
+        </w:trPr>
+        <w:tc>
+          <w:tcPr>
+            <w:tcW w:w="614" w:type="dxa"/>
+            <w:tcBorders>
+              <w:top w:val="single" w:color="auto" w:sz="4" w:space="0"/>
+              <w:left w:val="single" w:color="auto" w:sz="12" w:space="0"/>
+              <w:bottom w:val="nil"/>
+              <w:right w:val="nil"/>
+            </w:tcBorders>
+            <w:shd w:val="clear" w:color="auto" w:fill="auto"/>
+            <w:tcMar>
+              <w:top w:w="120" w:type="dxa"/>
+              <w:left w:w="-1" w:type="dxa"/>
+              <w:bottom w:w="120" w:type="dxa"/>
+              <w:right w:w="192" w:type="dxa"/>
+            </w:tcMar>
+            <w:vAlign w:val="center"/>
+          </w:tcPr>
+          <w:p>
+            <w:pPr>
+              <w:keepNext w:val="0"/>
+              <w:keepLines w:val="0"/>
+              <w:pageBreakBefore w:val="0"/>
+              <w:widowControl w:val="0"/>
+              <w:suppressLineNumbers w:val="0"/>
+              <w:wordWrap/>
+              <w:overflowPunct/>
+              <w:topLinePunct w:val="0"/>
+              <w:bidi w:val="0"/>
+              <w:snapToGrid w:val="0"/>
+              <w:spacing w:line="240" w:lineRule="auto"/>
+              <w:ind w:left="0" w:leftChars="0" w:right="0" w:rightChars="0" w:firstLine="0" w:firstLineChars="0"/>
+              <w:jc w:val="center"/>
+              <w:rPr>
+                <w:rFonts w:hint="default" w:ascii="Segoe UI" w:hAnsi="Segoe UI" w:eastAsia="Segoe UI" w:cs="Segoe UI"/>
+                <w:i w:val="0"/>
+                <w:iCs w:val="0"/>
+                <w:caps w:val="0"/>
+                <w:color w:val="0F1115"/>
+                <w:spacing w:val="0"/>
+                <w:sz w:val="18"/>
+                <w:szCs w:val="18"/>
+              </w:rPr>
+            </w:pPr>
+            <w:r>
+              <w:rPr>
+                <w:rFonts w:hint="default" w:ascii="Segoe UI" w:hAnsi="Segoe UI" w:eastAsia="Segoe UI" w:cs="Segoe UI"/>
+                <w:i w:val="0"/>
+                <w:iCs w:val="0"/>
+                <w:caps w:val="0"/>
+                <w:snapToGrid w:val="0"/>
+                <w:color w:val="000000"/>
+                <w:spacing w:val="0"/>
+                <w:kern w:val="0"/>
+                <w:sz w:val="18"/>
+                <w:szCs w:val="18"/>
+                <w:lang w:val="en-US" w:eastAsia="zh-CN"/>
+              </w:rPr>
+              <w:t>5</w:t>
+            </w:r>
+          </w:p>
+        </w:tc>
+        <w:tc>
+          <w:tcPr>
+            <w:tcW w:w="957" w:type="dxa"/>
+            <w:tcBorders>
+              <w:top w:val="single" w:color="auto" w:sz="4" w:space="0"/>
+              <w:left w:val="single" w:color="auto" w:sz="4" w:space="0"/>
+              <w:bottom w:val="nil"/>
+              <w:right w:val="nil"/>
+            </w:tcBorders>
+            <w:shd w:val="clear" w:color="auto" w:fill="auto"/>
+            <w:tcMar>
+              <w:top w:w="120" w:type="dxa"/>
+              <w:left w:w="192" w:type="dxa"/>
+              <w:bottom w:w="120" w:type="dxa"/>
+              <w:right w:w="192" w:type="dxa"/>
+            </w:tcMar>
+            <w:vAlign w:val="center"/>
+          </w:tcPr>
+          <w:p>
+            <w:pPr>
+              <w:keepNext w:val="0"/>
+              <w:keepLines w:val="0"/>
+              <w:pageBreakBefore w:val="0"/>
+              <w:widowControl w:val="0"/>
+              <w:suppressLineNumbers w:val="0"/>
+              <w:wordWrap/>
+              <w:overflowPunct/>
+              <w:topLinePunct w:val="0"/>
+              <w:bidi w:val="0"/>
+              <w:snapToGrid w:val="0"/>
+              <w:spacing w:line="240" w:lineRule="auto"/>
+              <w:ind w:left="0" w:leftChars="0" w:right="0" w:rightChars="0" w:firstLine="0" w:firstLineChars="0"/>
+              <w:jc w:val="center"/>
+              <w:rPr>
+                <w:rFonts w:hint="default" w:ascii="Segoe UI" w:hAnsi="Segoe UI" w:eastAsia="Segoe UI" w:cs="Segoe UI"/>
+                <w:i w:val="0"/>
+                <w:iCs w:val="0"/>
+                <w:caps w:val="0"/>
+                <w:color w:val="0F1115"/>
+                <w:spacing w:val="0"/>
+                <w:sz w:val="18"/>
+                <w:szCs w:val="18"/>
+              </w:rPr>
+            </w:pPr>
+            <w:r>
+              <w:rPr>
+                <w:rFonts w:hint="default" w:ascii="Segoe UI" w:hAnsi="Segoe UI" w:eastAsia="Segoe UI" w:cs="Segoe UI"/>
+                <w:i w:val="0"/>
+                <w:iCs w:val="0"/>
+                <w:caps w:val="0"/>
+                <w:snapToGrid w:val="0"/>
+                <w:color w:val="000000"/>
+                <w:spacing w:val="0"/>
+                <w:kern w:val="0"/>
+                <w:sz w:val="18"/>
+                <w:szCs w:val="18"/>
+                <w:lang w:val="en-US" w:eastAsia="zh-CN"/>
+              </w:rPr>
+              <w:t>产品质量部</w:t>
+            </w:r>
+          </w:p>
+        </w:tc>
+        <w:tc>
+          <w:tcPr>
+            <w:tcW w:w="1322" w:type="dxa"/>
+            <w:tcBorders>
+              <w:top w:val="single" w:color="auto" w:sz="4" w:space="0"/>
+              <w:left w:val="single" w:color="auto" w:sz="4" w:space="0"/>
+              <w:bottom w:val="nil"/>
+              <w:right w:val="nil"/>
+            </w:tcBorders>
+            <w:shd w:val="clear" w:color="auto" w:fill="auto"/>
+            <w:tcMar>
+              <w:top w:w="120" w:type="dxa"/>
+              <w:left w:w="192" w:type="dxa"/>
+              <w:bottom w:w="120" w:type="dxa"/>
+              <w:right w:w="192" w:type="dxa"/>
+            </w:tcMar>
+            <w:vAlign w:val="center"/>
+          </w:tcPr>
+          <w:p>
+            <w:pPr>
+              <w:keepNext w:val="0"/>
+              <w:keepLines w:val="0"/>
+              <w:pageBreakBefore w:val="0"/>
+              <w:widowControl w:val="0"/>
+              <w:suppressLineNumbers w:val="0"/>
+              <w:wordWrap/>
+              <w:overflowPunct/>
+              <w:topLinePunct w:val="0"/>
+              <w:bidi w:val="0"/>
+              <w:snapToGrid w:val="0"/>
+              <w:spacing w:line="240" w:lineRule="auto"/>
+              <w:ind w:left="0" w:leftChars="0" w:right="0" w:rightChars="0" w:firstLine="0" w:firstLineChars="0"/>
+              <w:jc w:val="center"/>
+              <w:rPr>
+                <w:rFonts w:hint="default" w:ascii="Segoe UI" w:hAnsi="Segoe UI" w:eastAsia="Segoe UI" w:cs="Segoe UI"/>
+                <w:i w:val="0"/>
+                <w:iCs w:val="0"/>
+                <w:caps w:val="0"/>
+                <w:color w:val="0F1115"/>
+                <w:spacing w:val="0"/>
+                <w:sz w:val="18"/>
+                <w:szCs w:val="18"/>
+              </w:rPr>
+            </w:pPr>
+            <w:r>
+              <w:rPr>
+                <w:rFonts w:hint="default" w:ascii="Segoe UI" w:hAnsi="Segoe UI" w:eastAsia="Segoe UI" w:cs="Segoe UI"/>
+                <w:i w:val="0"/>
+                <w:iCs w:val="0"/>
+                <w:caps w:val="0"/>
+                <w:snapToGrid w:val="0"/>
+                <w:color w:val="000000"/>
+                <w:spacing w:val="0"/>
+                <w:kern w:val="0"/>
+                <w:sz w:val="18"/>
+                <w:szCs w:val="18"/>
+                <w:lang w:val="en-US" w:eastAsia="zh-CN"/>
+              </w:rPr>
+              <w:t>产品质量部专员</w:t>
+            </w:r>
+          </w:p>
+        </w:tc>
+        <w:tc>
+          <w:tcPr>
+            <w:tcW w:w="1443" w:type="dxa"/>
+            <w:tcBorders>
+              <w:top w:val="single" w:color="auto" w:sz="4" w:space="0"/>
+              <w:left w:val="single" w:color="auto" w:sz="4" w:space="0"/>
+              <w:bottom w:val="nil"/>
+              <w:right w:val="nil"/>
+            </w:tcBorders>
+            <w:shd w:val="clear" w:color="auto" w:fill="auto"/>
+            <w:tcMar>
+              <w:top w:w="120" w:type="dxa"/>
+              <w:left w:w="192" w:type="dxa"/>
+              <w:bottom w:w="120" w:type="dxa"/>
+              <w:right w:w="192" w:type="dxa"/>
+            </w:tcMar>
+            <w:vAlign w:val="center"/>
+          </w:tcPr>
+          <w:p>
+            <w:pPr>
+              <w:keepNext w:val="0"/>
+              <w:keepLines w:val="0"/>
+              <w:pageBreakBefore w:val="0"/>
+              <w:widowControl w:val="0"/>
+              <w:suppressLineNumbers w:val="0"/>
+              <w:wordWrap/>
+              <w:overflowPunct/>
+              <w:topLinePunct w:val="0"/>
+              <w:bidi w:val="0"/>
+              <w:snapToGrid w:val="0"/>
+              <w:spacing w:line="240" w:lineRule="auto"/>
+              <w:ind w:left="0" w:leftChars="0" w:right="0" w:rightChars="0" w:firstLine="0" w:firstLineChars="0"/>
+              <w:jc w:val="center"/>
+              <w:rPr>
+                <w:rFonts w:hint="default" w:ascii="Segoe UI" w:hAnsi="Segoe UI" w:eastAsia="Segoe UI" w:cs="Segoe UI"/>
+                <w:i w:val="0"/>
+                <w:iCs w:val="0"/>
+                <w:caps w:val="0"/>
+                <w:color w:val="0F1115"/>
+                <w:spacing w:val="0"/>
+                <w:sz w:val="18"/>
+                <w:szCs w:val="18"/>
+              </w:rPr>
+            </w:pPr>
+            <w:r>
+              <w:rPr>
+                <w:rFonts w:hint="default" w:ascii="Segoe UI" w:hAnsi="Segoe UI" w:eastAsia="Segoe UI" w:cs="Segoe UI"/>
+                <w:i w:val="0"/>
+                <w:iCs w:val="0"/>
+                <w:caps w:val="0"/>
+                <w:snapToGrid w:val="0"/>
+                <w:color w:val="000000"/>
+                <w:spacing w:val="0"/>
+                <w:kern w:val="0"/>
+                <w:sz w:val="18"/>
+                <w:szCs w:val="18"/>
+                <w:lang w:val="en-US" w:eastAsia="zh-CN"/>
+              </w:rPr>
+              <w:t>1</w:t>
+            </w:r>
+          </w:p>
+        </w:tc>
+        <w:tc>
+          <w:tcPr>
+            <w:tcW w:w="1770" w:type="dxa"/>
+            <w:tcBorders>
+              <w:top w:val="single" w:color="auto" w:sz="4" w:space="0"/>
+              <w:left w:val="single" w:color="auto" w:sz="4" w:space="0"/>
+              <w:bottom w:val="nil"/>
+              <w:right w:val="nil"/>
+            </w:tcBorders>
+            <w:shd w:val="clear" w:color="auto" w:fill="auto"/>
+            <w:tcMar>
+              <w:top w:w="120" w:type="dxa"/>
+              <w:left w:w="192" w:type="dxa"/>
+              <w:bottom w:w="120" w:type="dxa"/>
+              <w:right w:w="192" w:type="dxa"/>
+            </w:tcMar>
+            <w:vAlign w:val="center"/>
+          </w:tcPr>
+          <w:p>
+            <w:pPr>
+              <w:keepNext w:val="0"/>
+              <w:keepLines w:val="0"/>
+              <w:pageBreakBefore w:val="0"/>
+              <w:widowControl w:val="0"/>
+              <w:suppressLineNumbers w:val="0"/>
+              <w:wordWrap/>
+              <w:overflowPunct/>
+              <w:topLinePunct w:val="0"/>
+              <w:bidi w:val="0"/>
+              <w:snapToGrid w:val="0"/>
+              <w:spacing w:line="240" w:lineRule="auto"/>
+              <w:ind w:left="0" w:leftChars="0" w:right="0" w:rightChars="0" w:firstLine="0" w:firstLineChars="0"/>
+              <w:jc w:val="center"/>
+              <w:rPr>
+                <w:rFonts w:hint="default" w:ascii="Segoe UI" w:hAnsi="Segoe UI" w:eastAsia="Segoe UI" w:cs="Segoe UI"/>
+                <w:i w:val="0"/>
+                <w:iCs w:val="0"/>
+                <w:caps w:val="0"/>
+                <w:color w:val="0F1115"/>
+                <w:spacing w:val="0"/>
+                <w:sz w:val="18"/>
+                <w:szCs w:val="18"/>
+              </w:rPr>
+            </w:pPr>
+            <w:r>
+              <w:rPr>
+                <w:rFonts w:hint="default" w:ascii="Segoe UI" w:hAnsi="Segoe UI" w:eastAsia="Segoe UI" w:cs="Segoe UI"/>
+                <w:i w:val="0"/>
+                <w:iCs w:val="0"/>
+                <w:caps w:val="0"/>
+                <w:snapToGrid w:val="0"/>
+                <w:color w:val="000000"/>
+                <w:spacing w:val="0"/>
+                <w:kern w:val="0"/>
+                <w:sz w:val="18"/>
+                <w:szCs w:val="18"/>
+                <w:lang w:val="en-US" w:eastAsia="zh-CN"/>
+              </w:rPr>
+              <w:t>招聘网站</w:t>
+            </w:r>
+          </w:p>
+        </w:tc>
+        <w:tc>
+          <w:tcPr>
+            <w:tcW w:w="604" w:type="dxa"/>
+            <w:tcBorders>
+              <w:top w:val="single" w:color="auto" w:sz="4" w:space="0"/>
+              <w:left w:val="single" w:color="auto" w:sz="4" w:space="0"/>
+              <w:bottom w:val="nil"/>
+              <w:right w:val="nil"/>
+            </w:tcBorders>
+            <w:shd w:val="clear" w:color="auto" w:fill="auto"/>
+            <w:tcMar>
+              <w:top w:w="120" w:type="dxa"/>
+              <w:left w:w="192" w:type="dxa"/>
+              <w:bottom w:w="120" w:type="dxa"/>
+              <w:right w:w="192" w:type="dxa"/>
+            </w:tcMar>
+            <w:vAlign w:val="center"/>
+          </w:tcPr>
+          <w:p>
+            <w:pPr>
+              <w:keepNext w:val="0"/>
+              <w:keepLines w:val="0"/>
+              <w:pageBreakBefore w:val="0"/>
+              <w:widowControl w:val="0"/>
+              <w:suppressLineNumbers w:val="0"/>
+              <w:wordWrap/>
+              <w:overflowPunct/>
+              <w:topLinePunct w:val="0"/>
+              <w:bidi w:val="0"/>
+              <w:snapToGrid w:val="0"/>
+              <w:spacing w:line="240" w:lineRule="auto"/>
+              <w:ind w:left="0" w:leftChars="0" w:right="0" w:rightChars="0" w:firstLine="0" w:firstLineChars="0"/>
+              <w:jc w:val="left"/>
+              <w:rPr>
+                <w:rFonts w:hint="default" w:ascii="Segoe UI" w:hAnsi="Segoe UI" w:eastAsia="Segoe UI" w:cs="Segoe UI"/>
+                <w:i w:val="0"/>
+                <w:iCs w:val="0"/>
+                <w:caps w:val="0"/>
+                <w:color w:val="0F1115"/>
+                <w:spacing w:val="0"/>
+                <w:sz w:val="18"/>
+                <w:szCs w:val="18"/>
+              </w:rPr>
+            </w:pPr>
+            <w:r>
+              <w:rPr>
+                <w:rFonts w:hint="default" w:ascii="Segoe UI" w:hAnsi="Segoe UI" w:eastAsia="Segoe UI" w:cs="Segoe UI"/>
+                <w:i w:val="0"/>
+                <w:iCs w:val="0"/>
+                <w:caps w:val="0"/>
+                <w:snapToGrid w:val="0"/>
+                <w:color w:val="000000"/>
+                <w:spacing w:val="0"/>
+                <w:kern w:val="0"/>
+                <w:sz w:val="18"/>
+                <w:szCs w:val="18"/>
+                <w:lang w:val="en-US" w:eastAsia="zh-CN"/>
+              </w:rPr>
+              <w:t>0</w:t>
+            </w:r>
+          </w:p>
+        </w:tc>
+        <w:tc>
+          <w:tcPr>
+            <w:tcW w:w="604" w:type="dxa"/>
+            <w:tcBorders>
+              <w:top w:val="single" w:color="auto" w:sz="4" w:space="0"/>
+              <w:left w:val="single" w:color="auto" w:sz="4" w:space="0"/>
+              <w:bottom w:val="nil"/>
+              <w:right w:val="nil"/>
+            </w:tcBorders>
+            <w:shd w:val="clear" w:color="auto" w:fill="auto"/>
+            <w:tcMar>
+              <w:top w:w="120" w:type="dxa"/>
+              <w:left w:w="192" w:type="dxa"/>
+              <w:bottom w:w="120" w:type="dxa"/>
+              <w:right w:w="192" w:type="dxa"/>
+            </w:tcMar>
+            <w:vAlign w:val="center"/>
+          </w:tcPr>
+          <w:p>
+            <w:pPr>
+              <w:keepNext w:val="0"/>
+              <w:keepLines w:val="0"/>
+              <w:pageBreakBefore w:val="0"/>
+              <w:widowControl w:val="0"/>
+              <w:suppressLineNumbers w:val="0"/>
+              <w:wordWrap/>
+              <w:overflowPunct/>
+              <w:topLinePunct w:val="0"/>
+              <w:bidi w:val="0"/>
+              <w:snapToGrid w:val="0"/>
+              <w:spacing w:line="240" w:lineRule="auto"/>
+              <w:ind w:left="0" w:leftChars="0" w:right="0" w:rightChars="0" w:firstLine="0" w:firstLineChars="0"/>
+              <w:jc w:val="center"/>
+              <w:rPr>
+                <w:rFonts w:hint="default" w:ascii="Segoe UI" w:hAnsi="Segoe UI" w:eastAsia="Segoe UI" w:cs="Segoe UI"/>
+                <w:i w:val="0"/>
+                <w:iCs w:val="0"/>
+                <w:caps w:val="0"/>
+                <w:color w:val="0F1115"/>
+                <w:spacing w:val="0"/>
+                <w:sz w:val="18"/>
+                <w:szCs w:val="18"/>
+              </w:rPr>
+            </w:pPr>
+            <w:r>
+              <w:rPr>
+                <w:rFonts w:hint="default" w:ascii="Segoe UI" w:hAnsi="Segoe UI" w:eastAsia="Segoe UI" w:cs="Segoe UI"/>
+                <w:i w:val="0"/>
+                <w:iCs w:val="0"/>
+                <w:caps w:val="0"/>
+                <w:snapToGrid w:val="0"/>
+                <w:color w:val="000000"/>
+                <w:spacing w:val="0"/>
+                <w:kern w:val="0"/>
+                <w:sz w:val="18"/>
+                <w:szCs w:val="18"/>
+                <w:lang w:val="en-US" w:eastAsia="zh-CN"/>
+              </w:rPr>
+              <w:t>0</w:t>
+            </w:r>
+          </w:p>
+        </w:tc>
+        <w:tc>
+          <w:tcPr>
+            <w:tcW w:w="604" w:type="dxa"/>
+            <w:tcBorders>
+              <w:top w:val="single" w:color="auto" w:sz="4" w:space="0"/>
+              <w:left w:val="single" w:color="auto" w:sz="4" w:space="0"/>
+              <w:bottom w:val="nil"/>
+              <w:right w:val="nil"/>
+            </w:tcBorders>
+            <w:shd w:val="clear" w:color="auto" w:fill="auto"/>
+            <w:tcMar>
+              <w:top w:w="120" w:type="dxa"/>
+              <w:left w:w="192" w:type="dxa"/>
+              <w:bottom w:w="120" w:type="dxa"/>
+              <w:right w:w="192" w:type="dxa"/>
+            </w:tcMar>
+            <w:vAlign w:val="center"/>
+          </w:tcPr>
+          <w:p>
+            <w:pPr>
+              <w:keepNext w:val="0"/>
+              <w:keepLines w:val="0"/>
+              <w:pageBreakBefore w:val="0"/>
+              <w:widowControl w:val="0"/>
+              <w:suppressLineNumbers w:val="0"/>
+              <w:wordWrap/>
+              <w:overflowPunct/>
+              <w:topLinePunct w:val="0"/>
+              <w:bidi w:val="0"/>
+              <w:snapToGrid w:val="0"/>
+              <w:spacing w:line="240" w:lineRule="auto"/>
+              <w:ind w:left="0" w:leftChars="0" w:right="0" w:rightChars="0" w:firstLine="0" w:firstLineChars="0"/>
+              <w:jc w:val="center"/>
+              <w:rPr>
+                <w:rFonts w:hint="default" w:ascii="Segoe UI" w:hAnsi="Segoe UI" w:eastAsia="Segoe UI" w:cs="Segoe UI"/>
+                <w:i w:val="0"/>
+                <w:iCs w:val="0"/>
+                <w:caps w:val="0"/>
+                <w:color w:val="0F1115"/>
+                <w:spacing w:val="0"/>
+                <w:sz w:val="18"/>
+                <w:szCs w:val="18"/>
+              </w:rPr>
+            </w:pPr>
+            <w:r>
+              <w:rPr>
+                <w:rFonts w:hint="default" w:ascii="Segoe UI" w:hAnsi="Segoe UI" w:eastAsia="Segoe UI" w:cs="Segoe UI"/>
+                <w:i w:val="0"/>
+                <w:iCs w:val="0"/>
+                <w:caps w:val="0"/>
+                <w:snapToGrid w:val="0"/>
+                <w:color w:val="000000"/>
+                <w:spacing w:val="0"/>
+                <w:kern w:val="0"/>
+                <w:sz w:val="18"/>
+                <w:szCs w:val="18"/>
+                <w:lang w:val="en-US" w:eastAsia="zh-CN"/>
+              </w:rPr>
+              <w:t>1</w:t>
+            </w:r>
+          </w:p>
+        </w:tc>
+        <w:tc>
+          <w:tcPr>
+            <w:tcW w:w="604" w:type="dxa"/>
+            <w:tcBorders>
+              <w:top w:val="single" w:color="auto" w:sz="4" w:space="0"/>
+              <w:left w:val="single" w:color="auto" w:sz="4" w:space="0"/>
+              <w:bottom w:val="nil"/>
+              <w:right w:val="single" w:color="auto" w:sz="12" w:space="0"/>
+            </w:tcBorders>
+            <w:shd w:val="clear" w:color="auto" w:fill="auto"/>
+            <w:tcMar>
+              <w:top w:w="120" w:type="dxa"/>
+              <w:left w:w="192" w:type="dxa"/>
+              <w:bottom w:w="120" w:type="dxa"/>
+              <w:right w:w="-1" w:type="dxa"/>
+            </w:tcMar>
+            <w:vAlign w:val="center"/>
+          </w:tcPr>
+          <w:p>
+            <w:pPr>
+              <w:keepNext w:val="0"/>
+              <w:keepLines w:val="0"/>
+              <w:pageBreakBefore w:val="0"/>
+              <w:widowControl w:val="0"/>
+              <w:suppressLineNumbers w:val="0"/>
+              <w:wordWrap/>
+              <w:overflowPunct/>
+              <w:topLinePunct w:val="0"/>
+              <w:bidi w:val="0"/>
+              <w:snapToGrid w:val="0"/>
+              <w:spacing w:line="240" w:lineRule="auto"/>
+              <w:ind w:left="0" w:leftChars="0" w:right="0" w:rightChars="0" w:firstLine="0" w:firstLineChars="0"/>
+              <w:jc w:val="center"/>
+              <w:rPr>
+                <w:rFonts w:hint="default" w:ascii="Segoe UI" w:hAnsi="Segoe UI" w:eastAsia="Segoe UI" w:cs="Segoe UI"/>
+                <w:i w:val="0"/>
+                <w:iCs w:val="0"/>
+                <w:caps w:val="0"/>
+                <w:color w:val="0F1115"/>
+                <w:spacing w:val="0"/>
+                <w:sz w:val="18"/>
+                <w:szCs w:val="18"/>
+              </w:rPr>
+            </w:pPr>
+            <w:r>
+              <w:rPr>
+                <w:rFonts w:hint="default" w:ascii="Segoe UI" w:hAnsi="Segoe UI" w:eastAsia="Segoe UI" w:cs="Segoe UI"/>
+                <w:i w:val="0"/>
+                <w:iCs w:val="0"/>
+                <w:caps w:val="0"/>
+                <w:snapToGrid w:val="0"/>
+                <w:color w:val="000000"/>
+                <w:spacing w:val="0"/>
+                <w:kern w:val="0"/>
+                <w:sz w:val="18"/>
+                <w:szCs w:val="18"/>
+                <w:lang w:val="en-US" w:eastAsia="zh-CN"/>
+              </w:rPr>
+              <w:t>0</w:t>
+            </w:r>
+          </w:p>
+        </w:tc>
+      </w:tr>
+      <w:tr>
+        <w:tblPrEx>
+          <w:tblBorders>
+            <w:top w:val="none" w:color="auto" w:sz="0" w:space="0"/>
+            <w:left w:val="none" w:color="auto" w:sz="0" w:space="0"/>
+            <w:bottom w:val="none" w:color="auto" w:sz="0" w:space="0"/>
+            <w:right w:val="none" w:color="auto" w:sz="0" w:space="0"/>
+            <w:insideH w:val="none" w:color="auto" w:sz="0" w:space="0"/>
+            <w:insideV w:val="none" w:color="auto" w:sz="0" w:space="0"/>
+          </w:tblBorders>
+          <w:shd w:val="clear" w:color="auto" w:fill="auto"/>
           <w:tblCellMar>
             <w:top w:w="15" w:type="dxa"/>
             <w:left w:w="15" w:type="dxa"/>
@@ -9194,7 +9204,6 @@
             <w:insideH w:val="none" w:color="auto" w:sz="0" w:space="0"/>
             <w:insideV w:val="none" w:color="auto" w:sz="0" w:space="0"/>
           </w:tblBorders>
-          <w:shd w:val="clear" w:color="auto" w:fill="auto"/>
           <w:tblCellMar>
             <w:top w:w="15" w:type="dxa"/>
             <w:left w:w="15" w:type="dxa"/>
@@ -9559,7 +9568,6 @@
             <w:insideH w:val="none" w:color="auto" w:sz="0" w:space="0"/>
             <w:insideV w:val="none" w:color="auto" w:sz="0" w:space="0"/>
           </w:tblBorders>
-          <w:shd w:val="clear" w:color="auto" w:fill="auto"/>
           <w:tblCellMar>
             <w:top w:w="15" w:type="dxa"/>
             <w:left w:w="15" w:type="dxa"/>
@@ -13212,19 +13220,19 @@
             </w:pPr>
             <w:r>
               <w:rPr>
-                <w:rFonts w:hint="default" w:ascii="Segoe UI" w:hAnsi="Segoe UI" w:eastAsia="Segoe UI" w:cs="Segoe UI"/>
-                <w:i w:val="0"/>
-                <w:iCs w:val="0"/>
-                <w:caps w:val="0"/>
-                <w:snapToGrid w:val="0"/>
-                <w:color w:val="000000"/>
-                <w:spacing w:val="0"/>
-                <w:kern w:val="0"/>
-                <w:sz w:val="13"/>
-                <w:szCs w:val="13"/>
-                <w:lang w:val="en-US" w:eastAsia="zh-CN"/>
-              </w:rPr>
-              <w:t>石宝升</w:t>
+                <w:rFonts w:hint="eastAsia" w:ascii="Segoe UI" w:hAnsi="Segoe UI" w:eastAsia="Segoe UI" w:cs="Segoe UI"/>
+                <w:i w:val="0"/>
+                <w:iCs w:val="0"/>
+                <w:caps w:val="0"/>
+                <w:snapToGrid w:val="0"/>
+                <w:color w:val="000000"/>
+                <w:spacing w:val="0"/>
+                <w:kern w:val="0"/>
+                <w:sz w:val="13"/>
+                <w:szCs w:val="13"/>
+                <w:lang w:val="en-US" w:eastAsia="zh-CN"/>
+              </w:rPr>
+              <w:t>黄正宇</w:t>
             </w:r>
           </w:p>
         </w:tc>
@@ -15812,19 +15820,19 @@
             </w:pPr>
             <w:r>
               <w:rPr>
-                <w:rFonts w:hint="default" w:ascii="Segoe UI" w:hAnsi="Segoe UI" w:eastAsia="Segoe UI" w:cs="Segoe UI"/>
-                <w:i w:val="0"/>
-                <w:iCs w:val="0"/>
-                <w:caps w:val="0"/>
-                <w:snapToGrid w:val="0"/>
-                <w:color w:val="000000"/>
-                <w:spacing w:val="0"/>
-                <w:kern w:val="0"/>
-                <w:sz w:val="13"/>
-                <w:szCs w:val="13"/>
-                <w:lang w:val="en-US" w:eastAsia="zh-CN"/>
-              </w:rPr>
-              <w:t>石宝升</w:t>
+                <w:rFonts w:hint="eastAsia" w:ascii="Segoe UI" w:hAnsi="Segoe UI" w:eastAsia="Segoe UI" w:cs="Segoe UI"/>
+                <w:i w:val="0"/>
+                <w:iCs w:val="0"/>
+                <w:caps w:val="0"/>
+                <w:snapToGrid w:val="0"/>
+                <w:color w:val="000000"/>
+                <w:spacing w:val="0"/>
+                <w:kern w:val="0"/>
+                <w:sz w:val="13"/>
+                <w:szCs w:val="13"/>
+                <w:lang w:val="en-US" w:eastAsia="zh-CN"/>
+              </w:rPr>
+              <w:t>黄正宇</w:t>
             </w:r>
           </w:p>
         </w:tc>
@@ -17112,19 +17120,19 @@
             </w:pPr>
             <w:r>
               <w:rPr>
-                <w:rFonts w:hint="default" w:ascii="Segoe UI" w:hAnsi="Segoe UI" w:eastAsia="Segoe UI" w:cs="Segoe UI"/>
-                <w:i w:val="0"/>
-                <w:iCs w:val="0"/>
-                <w:caps w:val="0"/>
-                <w:snapToGrid w:val="0"/>
-                <w:color w:val="000000"/>
-                <w:spacing w:val="0"/>
-                <w:kern w:val="0"/>
-                <w:sz w:val="13"/>
-                <w:szCs w:val="13"/>
-                <w:lang w:val="en-US" w:eastAsia="zh-CN"/>
-              </w:rPr>
-              <w:t>石宝升</w:t>
+                <w:rFonts w:hint="eastAsia" w:ascii="Segoe UI" w:hAnsi="Segoe UI" w:eastAsia="Segoe UI" w:cs="Segoe UI"/>
+                <w:i w:val="0"/>
+                <w:iCs w:val="0"/>
+                <w:caps w:val="0"/>
+                <w:snapToGrid w:val="0"/>
+                <w:color w:val="000000"/>
+                <w:spacing w:val="0"/>
+                <w:kern w:val="0"/>
+                <w:sz w:val="13"/>
+                <w:szCs w:val="13"/>
+                <w:lang w:val="en-US" w:eastAsia="zh-CN"/>
+              </w:rPr>
+              <w:t>黄正宇</w:t>
             </w:r>
           </w:p>
         </w:tc>
@@ -20637,7 +20645,6 @@
             <w:insideH w:val="none" w:color="auto" w:sz="0" w:space="0"/>
             <w:insideV w:val="none" w:color="auto" w:sz="0" w:space="0"/>
           </w:tblBorders>
-          <w:shd w:val="clear" w:color="auto" w:fill="auto"/>
           <w:tblCellMar>
             <w:top w:w="15" w:type="dxa"/>
             <w:left w:w="15" w:type="dxa"/>
@@ -20838,6 +20845,7 @@
             <w:insideH w:val="none" w:color="auto" w:sz="0" w:space="0"/>
             <w:insideV w:val="none" w:color="auto" w:sz="0" w:space="0"/>
           </w:tblBorders>
+          <w:shd w:val="clear" w:color="auto" w:fill="auto"/>
           <w:tblCellMar>
             <w:top w:w="15" w:type="dxa"/>
             <w:left w:w="15" w:type="dxa"/>
@@ -21031,6 +21039,7 @@
             <w:insideH w:val="none" w:color="auto" w:sz="0" w:space="0"/>
             <w:insideV w:val="none" w:color="auto" w:sz="0" w:space="0"/>
           </w:tblBorders>
+          <w:shd w:val="clear" w:color="auto" w:fill="auto"/>
           <w:tblCellMar>
             <w:top w:w="15" w:type="dxa"/>
             <w:left w:w="15" w:type="dxa"/>
@@ -21224,6 +21233,7 @@
             <w:insideH w:val="none" w:color="auto" w:sz="0" w:space="0"/>
             <w:insideV w:val="none" w:color="auto" w:sz="0" w:space="0"/>
           </w:tblBorders>
+          <w:shd w:val="clear" w:color="auto" w:fill="auto"/>
           <w:tblCellMar>
             <w:top w:w="15" w:type="dxa"/>
             <w:left w:w="15" w:type="dxa"/>
@@ -21433,6 +21443,7 @@
             <w:insideH w:val="none" w:color="auto" w:sz="0" w:space="0"/>
             <w:insideV w:val="none" w:color="auto" w:sz="0" w:space="0"/>
           </w:tblBorders>
+          <w:shd w:val="clear" w:color="auto" w:fill="auto"/>
           <w:tblCellMar>
             <w:top w:w="15" w:type="dxa"/>
             <w:left w:w="15" w:type="dxa"/>
@@ -21626,6 +21637,7 @@
             <w:insideH w:val="none" w:color="auto" w:sz="0" w:space="0"/>
             <w:insideV w:val="none" w:color="auto" w:sz="0" w:space="0"/>
           </w:tblBorders>
+          <w:shd w:val="clear" w:color="auto" w:fill="auto"/>
           <w:tblCellMar>
             <w:top w:w="15" w:type="dxa"/>
             <w:left w:w="15" w:type="dxa"/>
@@ -22059,6 +22071,7 @@
             <w:insideH w:val="none" w:color="auto" w:sz="0" w:space="0"/>
             <w:insideV w:val="none" w:color="auto" w:sz="0" w:space="0"/>
           </w:tblBorders>
+          <w:shd w:val="clear" w:color="auto" w:fill="auto"/>
           <w:tblCellMar>
             <w:top w:w="15" w:type="dxa"/>
             <w:left w:w="15" w:type="dxa"/>
@@ -23875,6 +23888,7 @@
             <w:insideH w:val="none" w:color="auto" w:sz="0" w:space="0"/>
             <w:insideV w:val="none" w:color="auto" w:sz="0" w:space="0"/>
           </w:tblBorders>
+          <w:shd w:val="clear" w:color="auto" w:fill="auto"/>
           <w:tblCellMar>
             <w:top w:w="15" w:type="dxa"/>
             <w:left w:w="15" w:type="dxa"/>
@@ -24193,6 +24207,7 @@
             <w:insideH w:val="none" w:color="auto" w:sz="0" w:space="0"/>
             <w:insideV w:val="none" w:color="auto" w:sz="0" w:space="0"/>
           </w:tblBorders>
+          <w:shd w:val="clear" w:color="auto" w:fill="auto"/>
           <w:tblCellMar>
             <w:top w:w="15" w:type="dxa"/>
             <w:left w:w="15" w:type="dxa"/>
@@ -24500,6 +24515,7 @@
             <w:insideH w:val="none" w:color="auto" w:sz="0" w:space="0"/>
             <w:insideV w:val="none" w:color="auto" w:sz="0" w:space="0"/>
           </w:tblBorders>
+          <w:shd w:val="clear" w:color="auto" w:fill="auto"/>
           <w:tblCellMar>
             <w:top w:w="15" w:type="dxa"/>
             <w:left w:w="15" w:type="dxa"/>
@@ -24807,6 +24823,7 @@
             <w:insideH w:val="none" w:color="auto" w:sz="0" w:space="0"/>
             <w:insideV w:val="none" w:color="auto" w:sz="0" w:space="0"/>
           </w:tblBorders>
+          <w:shd w:val="clear" w:color="auto" w:fill="auto"/>
           <w:tblCellMar>
             <w:top w:w="15" w:type="dxa"/>
             <w:left w:w="15" w:type="dxa"/>
@@ -26711,8 +26728,6 @@
         </w:rPr>
         <w:t>能力</w:t>
       </w:r>
-      <w:bookmarkStart w:id="26" w:name="_GoBack"/>
-      <w:bookmarkEnd w:id="26"/>
       <w:r>
         <w:rPr>
           <w:rFonts w:hint="default"/>
@@ -26759,7 +26774,6 @@
             <w:insideH w:val="none" w:color="auto" w:sz="0" w:space="0"/>
             <w:insideV w:val="none" w:color="auto" w:sz="0" w:space="0"/>
           </w:tblBorders>
-          <w:shd w:val="clear" w:color="auto" w:fill="auto"/>
           <w:tblCellMar>
             <w:top w:w="15" w:type="dxa"/>
             <w:left w:w="15" w:type="dxa"/>
@@ -26960,6 +26974,7 @@
             <w:insideH w:val="none" w:color="auto" w:sz="0" w:space="0"/>
             <w:insideV w:val="none" w:color="auto" w:sz="0" w:space="0"/>
           </w:tblBorders>
+          <w:shd w:val="clear" w:color="auto" w:fill="auto"/>
           <w:tblCellMar>
             <w:top w:w="15" w:type="dxa"/>
             <w:left w:w="15" w:type="dxa"/>
@@ -27153,6 +27168,7 @@
             <w:insideH w:val="none" w:color="auto" w:sz="0" w:space="0"/>
             <w:insideV w:val="none" w:color="auto" w:sz="0" w:space="0"/>
           </w:tblBorders>
+          <w:shd w:val="clear" w:color="auto" w:fill="auto"/>
           <w:tblCellMar>
             <w:top w:w="15" w:type="dxa"/>
             <w:left w:w="15" w:type="dxa"/>
@@ -27346,6 +27362,7 @@
             <w:insideH w:val="none" w:color="auto" w:sz="0" w:space="0"/>
             <w:insideV w:val="none" w:color="auto" w:sz="0" w:space="0"/>
           </w:tblBorders>
+          <w:shd w:val="clear" w:color="auto" w:fill="auto"/>
           <w:tblCellMar>
             <w:top w:w="15" w:type="dxa"/>
             <w:left w:w="15" w:type="dxa"/>
@@ -27539,6 +27556,7 @@
             <w:insideH w:val="none" w:color="auto" w:sz="0" w:space="0"/>
             <w:insideV w:val="none" w:color="auto" w:sz="0" w:space="0"/>
           </w:tblBorders>
+          <w:shd w:val="clear" w:color="auto" w:fill="auto"/>
           <w:tblCellMar>
             <w:top w:w="15" w:type="dxa"/>
             <w:left w:w="15" w:type="dxa"/>
@@ -27787,7 +27805,6 @@
             <w:insideH w:val="none" w:color="auto" w:sz="0" w:space="0"/>
             <w:insideV w:val="none" w:color="auto" w:sz="0" w:space="0"/>
           </w:tblBorders>
-          <w:shd w:val="clear" w:color="auto" w:fill="auto"/>
           <w:tblCellMar>
             <w:top w:w="15" w:type="dxa"/>
             <w:left w:w="15" w:type="dxa"/>
@@ -28547,6 +28564,7 @@
             <w:insideH w:val="none" w:color="auto" w:sz="0" w:space="0"/>
             <w:insideV w:val="none" w:color="auto" w:sz="0" w:space="0"/>
           </w:tblBorders>
+          <w:shd w:val="clear" w:color="auto" w:fill="auto"/>
           <w:tblCellMar>
             <w:top w:w="15" w:type="dxa"/>
             <w:left w:w="15" w:type="dxa"/>
@@ -29100,6 +29118,7 @@
             <w:insideH w:val="none" w:color="auto" w:sz="0" w:space="0"/>
             <w:insideV w:val="none" w:color="auto" w:sz="0" w:space="0"/>
           </w:tblBorders>
+          <w:shd w:val="clear" w:color="auto" w:fill="auto"/>
           <w:tblCellMar>
             <w:top w:w="15" w:type="dxa"/>
             <w:left w:w="15" w:type="dxa"/>
@@ -29241,6 +29260,7 @@
             <w:insideH w:val="none" w:color="auto" w:sz="0" w:space="0"/>
             <w:insideV w:val="none" w:color="auto" w:sz="0" w:space="0"/>
           </w:tblBorders>
+          <w:shd w:val="clear" w:color="auto" w:fill="auto"/>
           <w:tblCellMar>
             <w:top w:w="15" w:type="dxa"/>
             <w:left w:w="15" w:type="dxa"/>
@@ -29377,6 +29397,7 @@
             <w:insideH w:val="none" w:color="auto" w:sz="0" w:space="0"/>
             <w:insideV w:val="none" w:color="auto" w:sz="0" w:space="0"/>
           </w:tblBorders>
+          <w:shd w:val="clear" w:color="auto" w:fill="auto"/>
           <w:tblCellMar>
             <w:top w:w="15" w:type="dxa"/>
             <w:left w:w="15" w:type="dxa"/>
@@ -29513,6 +29534,7 @@
             <w:insideH w:val="none" w:color="auto" w:sz="0" w:space="0"/>
             <w:insideV w:val="none" w:color="auto" w:sz="0" w:space="0"/>
           </w:tblBorders>
+          <w:shd w:val="clear" w:color="auto" w:fill="auto"/>
           <w:tblCellMar>
             <w:top w:w="15" w:type="dxa"/>
             <w:left w:w="15" w:type="dxa"/>
@@ -29649,6 +29671,7 @@
             <w:insideH w:val="none" w:color="auto" w:sz="0" w:space="0"/>
             <w:insideV w:val="none" w:color="auto" w:sz="0" w:space="0"/>
           </w:tblBorders>
+          <w:shd w:val="clear" w:color="auto" w:fill="auto"/>
           <w:tblCellMar>
             <w:top w:w="15" w:type="dxa"/>
             <w:left w:w="15" w:type="dxa"/>
